--- a/templates/tbldeXFrTixlf6sB/A_AgD520（原始模版）.docx
+++ b/templates/tbldeXFrTixlf6sB/A_AgD520（原始模版）.docx
@@ -1,29 +1,22 @@
 
 <file path=word/document.xml><?xml version="1.0" encoding="utf-8"?>
-<w:document xmlns:wpc="http://schemas.microsoft.com/office/word/2010/wordprocessingCanvas" xmlns:mc="http://schemas.openxmlformats.org/markup-compatibility/2006" xmlns:o="urn:schemas-microsoft-com:office:office" xmlns:r="http://schemas.openxmlformats.org/officeDocument/2006/relationships" xmlns:m="http://schemas.openxmlformats.org/officeDocument/2006/math" xmlns:v="urn:schemas-microsoft-com:vml" xmlns:wp14="http://schemas.microsoft.com/office/word/2010/wordprocessingDrawing" xmlns:wp="http://schemas.openxmlformats.org/drawingml/2006/wordprocessingDrawing" xmlns:w="http://schemas.openxmlformats.org/wordprocessingml/2006/main" xmlns:w14="http://schemas.microsoft.com/office/word/2010/wordml" xmlns:w10="urn:schemas-microsoft-com:office:word" xmlns:w15="http://schemas.microsoft.com/office/word/2012/wordml" xmlns:wpg="http://schemas.microsoft.com/office/word/2010/wordprocessingGroup" xmlns:wpi="http://schemas.microsoft.com/office/word/2010/wordprocessingInk" xmlns:wne="http://schemas.microsoft.com/office/word/2006/wordml" xmlns:wps="http://schemas.microsoft.com/office/word/2010/wordprocessingShape" xmlns:wpsCustomData="http://www.wps.cn/officeDocument/2013/wpsCustomData" mc:Ignorable="w14 w15 wp14">
+<w:document xmlns:wpc="http://schemas.microsoft.com/office/word/2010/wordprocessingCanvas" xmlns:cx="http://schemas.microsoft.com/office/drawing/2014/chartex" xmlns:cx1="http://schemas.microsoft.com/office/drawing/2015/9/8/chartex" xmlns:cx2="http://schemas.microsoft.com/office/drawing/2015/10/21/chartex" xmlns:cx3="http://schemas.microsoft.com/office/drawing/2016/5/9/chartex" xmlns:cx4="http://schemas.microsoft.com/office/drawing/2016/5/10/chartex" xmlns:cx5="http://schemas.microsoft.com/office/drawing/2016/5/11/chartex" xmlns:cx6="http://schemas.microsoft.com/office/drawing/2016/5/12/chartex" xmlns:cx7="http://schemas.microsoft.com/office/drawing/2016/5/13/chartex" xmlns:cx8="http://schemas.microsoft.com/office/drawing/2016/5/14/chartex" xmlns:mc="http://schemas.openxmlformats.org/markup-compatibility/2006" xmlns:aink="http://schemas.microsoft.com/office/drawing/2016/ink" xmlns:am3d="http://schemas.microsoft.com/office/drawing/2017/model3d" xmlns:o="urn:schemas-microsoft-com:office:office" xmlns:oel="http://schemas.microsoft.com/office/2019/extlst" xmlns:r="http://schemas.openxmlformats.org/officeDocument/2006/relationships" xmlns:m="http://schemas.openxmlformats.org/officeDocument/2006/math" xmlns:v="urn:schemas-microsoft-com:vml" xmlns:wp14="http://schemas.microsoft.com/office/word/2010/wordprocessingDrawing" xmlns:wp="http://schemas.openxmlformats.org/drawingml/2006/wordprocessingDrawing" xmlns:w10="urn:schemas-microsoft-com:office:word" xmlns:w="http://schemas.openxmlformats.org/wordprocessingml/2006/main" xmlns:w14="http://schemas.microsoft.com/office/word/2010/wordml" xmlns:w15="http://schemas.microsoft.com/office/word/2012/wordml" xmlns:w16cex="http://schemas.microsoft.com/office/word/2018/wordml/cex" xmlns:w16cid="http://schemas.microsoft.com/office/word/2016/wordml/cid" xmlns:w16="http://schemas.microsoft.com/office/word/2018/wordml" xmlns:w16du="http://schemas.microsoft.com/office/word/2023/wordml/word16du" xmlns:w16sdtdh="http://schemas.microsoft.com/office/word/2020/wordml/sdtdatahash" xmlns:w16sdtfl="http://schemas.microsoft.com/office/word/2024/wordml/sdtformatlock" xmlns:w16se="http://schemas.microsoft.com/office/word/2015/wordml/symex" xmlns:wpg="http://schemas.microsoft.com/office/word/2010/wordprocessingGroup" xmlns:wpi="http://schemas.microsoft.com/office/word/2010/wordprocessingInk" xmlns:wne="http://schemas.microsoft.com/office/word/2006/wordml" xmlns:wps="http://schemas.microsoft.com/office/word/2010/wordprocessingShape" mc:Ignorable="w14 w15 w16se w16cid w16 w16cex w16sdtdh w16sdtfl w16du wp14">
   <w:background w:color="FFFFFF"/>
   <w:body>
     <w:tbl>
       <w:tblPr>
-        <w:tblStyle w:val="8"/>
         <w:tblpPr w:leftFromText="180" w:rightFromText="180" w:vertAnchor="page" w:horzAnchor="margin" w:tblpXSpec="center" w:tblpY="1726"/>
         <w:tblW w:w="0" w:type="auto"/>
-        <w:tblInd w:w="0" w:type="dxa"/>
         <w:tblBorders>
-          <w:top w:val="single" w:color="auto" w:sz="4" w:space="0"/>
-          <w:left w:val="single" w:color="auto" w:sz="4" w:space="0"/>
-          <w:bottom w:val="single" w:color="auto" w:sz="4" w:space="0"/>
-          <w:right w:val="single" w:color="auto" w:sz="4" w:space="0"/>
-          <w:insideH w:val="single" w:color="auto" w:sz="4" w:space="0"/>
-          <w:insideV w:val="single" w:color="auto" w:sz="4" w:space="0"/>
+          <w:top w:val="single" w:sz="4" w:space="0" w:color="auto"/>
+          <w:left w:val="single" w:sz="4" w:space="0" w:color="auto"/>
+          <w:bottom w:val="single" w:sz="4" w:space="0" w:color="auto"/>
+          <w:right w:val="single" w:sz="4" w:space="0" w:color="auto"/>
+          <w:insideH w:val="single" w:sz="4" w:space="0" w:color="auto"/>
+          <w:insideV w:val="single" w:sz="4" w:space="0" w:color="auto"/>
         </w:tblBorders>
         <w:tblLayout w:type="fixed"/>
-        <w:tblCellMar>
-          <w:top w:w="0" w:type="dxa"/>
-          <w:left w:w="108" w:type="dxa"/>
-          <w:bottom w:w="0" w:type="dxa"/>
-          <w:right w:w="108" w:type="dxa"/>
-        </w:tblCellMar>
+        <w:tblLook w:val="04A0" w:firstRow="1" w:lastRow="0" w:firstColumn="1" w:lastColumn="0" w:noHBand="0" w:noVBand="1"/>
       </w:tblPr>
       <w:tblGrid>
         <w:gridCol w:w="2129"/>
@@ -34,22 +27,6 @@
         <w:gridCol w:w="2133"/>
       </w:tblGrid>
       <w:tr>
-        <w:tblPrEx>
-          <w:tblBorders>
-            <w:top w:val="single" w:color="auto" w:sz="4" w:space="0"/>
-            <w:left w:val="single" w:color="auto" w:sz="4" w:space="0"/>
-            <w:bottom w:val="single" w:color="auto" w:sz="4" w:space="0"/>
-            <w:right w:val="single" w:color="auto" w:sz="4" w:space="0"/>
-            <w:insideH w:val="single" w:color="auto" w:sz="4" w:space="0"/>
-            <w:insideV w:val="single" w:color="auto" w:sz="4" w:space="0"/>
-          </w:tblBorders>
-          <w:tblCellMar>
-            <w:top w:w="0" w:type="dxa"/>
-            <w:left w:w="108" w:type="dxa"/>
-            <w:bottom w:w="0" w:type="dxa"/>
-            <w:right w:w="108" w:type="dxa"/>
-          </w:tblCellMar>
-        </w:tblPrEx>
         <w:trPr>
           <w:cantSplit/>
         </w:trPr>
@@ -63,53 +40,58 @@
             <w:pPr>
               <w:jc w:val="center"/>
               <w:rPr>
-                <w:rFonts w:hint="eastAsia"/>
                 <w:b/>
                 <w:bCs/>
                 <w:sz w:val="28"/>
               </w:rPr>
             </w:pPr>
             <w:r>
-              <w:rPr>
-                <w:rFonts w:ascii="Times New Roman" w:hAnsi="Times New Roman" w:eastAsia="宋体"/>
-                <w:sz w:val="21"/>
-              </w:rPr>
-              <w:t>质 量 检 验 报 告 单</w:t>
-            </w:r>
-            <w:r>
-              <w:rPr>
-                <w:rFonts w:ascii="Times New Roman" w:hAnsi="Times New Roman" w:eastAsia="宋体"/>
-                <w:sz w:val="21"/>
-              </w:rPr>
-              <w:br w:type="textWrapping"/>
-            </w:r>
-            <w:r>
-              <w:rPr>
-                <w:rFonts w:ascii="Times New Roman" w:hAnsi="Times New Roman" w:eastAsia="宋体"/>
-                <w:sz w:val="21"/>
-              </w:rPr>
+              <w:t>质</w:t>
+            </w:r>
+            <w:r>
+              <w:t xml:space="preserve"> </w:t>
+            </w:r>
+            <w:r>
+              <w:t>量</w:t>
+            </w:r>
+            <w:r>
+              <w:t xml:space="preserve"> </w:t>
+            </w:r>
+            <w:r>
+              <w:t>检</w:t>
+            </w:r>
+            <w:r>
+              <w:t xml:space="preserve"> </w:t>
+            </w:r>
+            <w:r>
+              <w:t>验</w:t>
+            </w:r>
+            <w:r>
+              <w:t xml:space="preserve"> </w:t>
+            </w:r>
+            <w:r>
+              <w:t>报</w:t>
+            </w:r>
+            <w:r>
+              <w:t xml:space="preserve"> </w:t>
+            </w:r>
+            <w:r>
+              <w:t>告</w:t>
+            </w:r>
+            <w:r>
+              <w:t xml:space="preserve"> </w:t>
+            </w:r>
+            <w:r>
+              <w:t>单</w:t>
+            </w:r>
+            <w:r>
+              <w:br/>
               <w:t>CERTIFICATE OF ANALYSIS</w:t>
             </w:r>
           </w:p>
         </w:tc>
       </w:tr>
       <w:tr>
-        <w:tblPrEx>
-          <w:tblBorders>
-            <w:top w:val="single" w:color="auto" w:sz="4" w:space="0"/>
-            <w:left w:val="single" w:color="auto" w:sz="4" w:space="0"/>
-            <w:bottom w:val="single" w:color="auto" w:sz="4" w:space="0"/>
-            <w:right w:val="single" w:color="auto" w:sz="4" w:space="0"/>
-            <w:insideH w:val="single" w:color="auto" w:sz="4" w:space="0"/>
-            <w:insideV w:val="single" w:color="auto" w:sz="4" w:space="0"/>
-          </w:tblBorders>
-          <w:tblCellMar>
-            <w:top w:w="0" w:type="dxa"/>
-            <w:left w:w="108" w:type="dxa"/>
-            <w:bottom w:w="0" w:type="dxa"/>
-            <w:right w:w="108" w:type="dxa"/>
-          </w:tblCellMar>
-        </w:tblPrEx>
         <w:trPr>
           <w:cantSplit/>
         </w:trPr>
@@ -121,29 +103,30 @@
           <w:p>
             <w:pPr>
               <w:jc w:val="center"/>
-              <w:rPr>
-                <w:rFonts w:hint="eastAsia"/>
-              </w:rPr>
-            </w:pPr>
-            <w:r>
-              <w:rPr>
-                <w:rFonts w:ascii="Times New Roman" w:hAnsi="Times New Roman" w:eastAsia="宋体"/>
-                <w:sz w:val="21"/>
-              </w:rPr>
-              <w:t>产 品 名 称</w:t>
-            </w:r>
-            <w:r>
-              <w:rPr>
-                <w:rFonts w:ascii="Times New Roman" w:hAnsi="Times New Roman" w:eastAsia="宋体"/>
-                <w:sz w:val="21"/>
-              </w:rPr>
-              <w:br w:type="textWrapping"/>
-            </w:r>
-            <w:r>
-              <w:rPr>
-                <w:rFonts w:ascii="Times New Roman" w:hAnsi="Times New Roman" w:eastAsia="宋体"/>
-                <w:sz w:val="21"/>
-              </w:rPr>
+            </w:pPr>
+            <w:r>
+              <w:t>产</w:t>
+            </w:r>
+            <w:r>
+              <w:t xml:space="preserve"> </w:t>
+            </w:r>
+            <w:r>
+              <w:t>品</w:t>
+            </w:r>
+            <w:r>
+              <w:t xml:space="preserve"> </w:t>
+            </w:r>
+            <w:r>
+              <w:t>名</w:t>
+            </w:r>
+            <w:r>
+              <w:t xml:space="preserve"> </w:t>
+            </w:r>
+            <w:r>
+              <w:t>称</w:t>
+            </w:r>
+            <w:r>
+              <w:br/>
               <w:t>Product Name</w:t>
             </w:r>
           </w:p>
@@ -159,32 +142,12 @@
               <w:jc w:val="center"/>
             </w:pPr>
             <w:r>
-              <w:rPr>
-                <w:rFonts w:ascii="Times New Roman" w:hAnsi="Times New Roman" w:eastAsia="宋体"/>
-                <w:sz w:val="21"/>
-              </w:rPr>
               <w:t>AgD520</w:t>
             </w:r>
           </w:p>
         </w:tc>
       </w:tr>
       <w:tr>
-        <w:tblPrEx>
-          <w:tblBorders>
-            <w:top w:val="single" w:color="auto" w:sz="4" w:space="0"/>
-            <w:left w:val="single" w:color="auto" w:sz="4" w:space="0"/>
-            <w:bottom w:val="single" w:color="auto" w:sz="4" w:space="0"/>
-            <w:right w:val="single" w:color="auto" w:sz="4" w:space="0"/>
-            <w:insideH w:val="single" w:color="auto" w:sz="4" w:space="0"/>
-            <w:insideV w:val="single" w:color="auto" w:sz="4" w:space="0"/>
-          </w:tblBorders>
-          <w:tblCellMar>
-            <w:top w:w="0" w:type="dxa"/>
-            <w:left w:w="108" w:type="dxa"/>
-            <w:bottom w:w="0" w:type="dxa"/>
-            <w:right w:w="108" w:type="dxa"/>
-          </w:tblCellMar>
-        </w:tblPrEx>
         <w:trPr>
           <w:cantSplit/>
         </w:trPr>
@@ -196,29 +159,30 @@
           <w:p>
             <w:pPr>
               <w:jc w:val="center"/>
-              <w:rPr>
-                <w:rFonts w:hint="eastAsia"/>
-              </w:rPr>
-            </w:pPr>
-            <w:r>
-              <w:rPr>
-                <w:rFonts w:ascii="Times New Roman" w:hAnsi="Times New Roman" w:eastAsia="宋体"/>
-                <w:sz w:val="21"/>
-              </w:rPr>
-              <w:t>生 产 日 期</w:t>
-            </w:r>
-            <w:r>
-              <w:rPr>
-                <w:rFonts w:ascii="Times New Roman" w:hAnsi="Times New Roman" w:eastAsia="宋体"/>
-                <w:sz w:val="21"/>
-              </w:rPr>
-              <w:br w:type="textWrapping"/>
-            </w:r>
-            <w:r>
-              <w:rPr>
-                <w:rFonts w:ascii="Times New Roman" w:hAnsi="Times New Roman" w:eastAsia="宋体"/>
-                <w:sz w:val="21"/>
-              </w:rPr>
+            </w:pPr>
+            <w:r>
+              <w:t>生</w:t>
+            </w:r>
+            <w:r>
+              <w:t xml:space="preserve"> </w:t>
+            </w:r>
+            <w:r>
+              <w:t>产</w:t>
+            </w:r>
+            <w:r>
+              <w:t xml:space="preserve"> </w:t>
+            </w:r>
+            <w:r>
+              <w:t>日</w:t>
+            </w:r>
+            <w:r>
+              <w:t xml:space="preserve"> </w:t>
+            </w:r>
+            <w:r>
+              <w:t>期</w:t>
+            </w:r>
+            <w:r>
+              <w:br/>
               <w:t>Production Date</w:t>
             </w:r>
           </w:p>
@@ -234,11 +198,13 @@
               <w:jc w:val="center"/>
             </w:pPr>
             <w:r>
-              <w:rPr>
-                <w:rFonts w:ascii="Times New Roman" w:hAnsi="Times New Roman" w:eastAsia="宋体"/>
-                <w:sz w:val="21"/>
-              </w:rPr>
-              <w:t>{生产日期}</w:t>
+              <w:t>{</w:t>
+            </w:r>
+            <w:r>
+              <w:t>生产日期</w:t>
+            </w:r>
+            <w:r>
+              <w:t>}</w:t>
             </w:r>
           </w:p>
         </w:tc>
@@ -251,29 +217,30 @@
           <w:p>
             <w:pPr>
               <w:jc w:val="center"/>
-              <w:rPr>
-                <w:rFonts w:hint="eastAsia"/>
-              </w:rPr>
-            </w:pPr>
-            <w:r>
-              <w:rPr>
-                <w:rFonts w:ascii="Times New Roman" w:hAnsi="Times New Roman" w:eastAsia="宋体"/>
-                <w:sz w:val="21"/>
-              </w:rPr>
-              <w:t>产 品 批 号</w:t>
-            </w:r>
-            <w:r>
-              <w:rPr>
-                <w:rFonts w:ascii="Times New Roman" w:hAnsi="Times New Roman" w:eastAsia="宋体"/>
-                <w:sz w:val="21"/>
-              </w:rPr>
-              <w:br w:type="textWrapping"/>
-            </w:r>
-            <w:r>
-              <w:rPr>
-                <w:rFonts w:ascii="Times New Roman" w:hAnsi="Times New Roman" w:eastAsia="宋体"/>
-                <w:sz w:val="21"/>
-              </w:rPr>
+            </w:pPr>
+            <w:r>
+              <w:t>产</w:t>
+            </w:r>
+            <w:r>
+              <w:t xml:space="preserve"> </w:t>
+            </w:r>
+            <w:r>
+              <w:t>品</w:t>
+            </w:r>
+            <w:r>
+              <w:t xml:space="preserve"> </w:t>
+            </w:r>
+            <w:r>
+              <w:t>批</w:t>
+            </w:r>
+            <w:r>
+              <w:t xml:space="preserve"> </w:t>
+            </w:r>
+            <w:r>
+              <w:t>号</w:t>
+            </w:r>
+            <w:r>
+              <w:br/>
               <w:t>Lot Number</w:t>
             </w:r>
           </w:p>
@@ -288,32 +255,18 @@
               <w:jc w:val="center"/>
             </w:pPr>
             <w:r>
-              <w:rPr>
-                <w:rFonts w:ascii="Times New Roman" w:hAnsi="Times New Roman" w:eastAsia="宋体"/>
-                <w:sz w:val="21"/>
-              </w:rPr>
-              <w:t>{产品批号}</w:t>
+              <w:t>{</w:t>
+            </w:r>
+            <w:r>
+              <w:t>产品批号</w:t>
+            </w:r>
+            <w:r>
+              <w:t>}</w:t>
             </w:r>
           </w:p>
         </w:tc>
       </w:tr>
       <w:tr>
-        <w:tblPrEx>
-          <w:tblBorders>
-            <w:top w:val="single" w:color="auto" w:sz="4" w:space="0"/>
-            <w:left w:val="single" w:color="auto" w:sz="4" w:space="0"/>
-            <w:bottom w:val="single" w:color="auto" w:sz="4" w:space="0"/>
-            <w:right w:val="single" w:color="auto" w:sz="4" w:space="0"/>
-            <w:insideH w:val="single" w:color="auto" w:sz="4" w:space="0"/>
-            <w:insideV w:val="single" w:color="auto" w:sz="4" w:space="0"/>
-          </w:tblBorders>
-          <w:tblCellMar>
-            <w:top w:w="0" w:type="dxa"/>
-            <w:left w:w="108" w:type="dxa"/>
-            <w:bottom w:w="0" w:type="dxa"/>
-            <w:right w:w="108" w:type="dxa"/>
-          </w:tblCellMar>
-        </w:tblPrEx>
         <w:trPr>
           <w:cantSplit/>
         </w:trPr>
@@ -325,29 +278,30 @@
           <w:p>
             <w:pPr>
               <w:jc w:val="center"/>
-              <w:rPr>
-                <w:rFonts w:hint="eastAsia"/>
-              </w:rPr>
-            </w:pPr>
-            <w:r>
-              <w:rPr>
-                <w:rFonts w:ascii="Times New Roman" w:hAnsi="Times New Roman" w:eastAsia="宋体"/>
-                <w:sz w:val="21"/>
-              </w:rPr>
-              <w:t>执 行 标 准</w:t>
-            </w:r>
-            <w:r>
-              <w:rPr>
-                <w:rFonts w:ascii="Times New Roman" w:hAnsi="Times New Roman" w:eastAsia="宋体"/>
-                <w:sz w:val="21"/>
-              </w:rPr>
-              <w:br w:type="textWrapping"/>
-            </w:r>
-            <w:r>
-              <w:rPr>
-                <w:rFonts w:ascii="Times New Roman" w:hAnsi="Times New Roman" w:eastAsia="宋体"/>
-                <w:sz w:val="21"/>
-              </w:rPr>
+            </w:pPr>
+            <w:r>
+              <w:t>执</w:t>
+            </w:r>
+            <w:r>
+              <w:t xml:space="preserve"> </w:t>
+            </w:r>
+            <w:r>
+              <w:t>行</w:t>
+            </w:r>
+            <w:r>
+              <w:t xml:space="preserve"> </w:t>
+            </w:r>
+            <w:r>
+              <w:t>标</w:t>
+            </w:r>
+            <w:r>
+              <w:t xml:space="preserve"> </w:t>
+            </w:r>
+            <w:r>
+              <w:t>准</w:t>
+            </w:r>
+            <w:r>
+              <w:br/>
               <w:t>Standard</w:t>
             </w:r>
           </w:p>
@@ -361,37 +315,14 @@
           <w:p>
             <w:pPr>
               <w:jc w:val="center"/>
-              <w:rPr>
-                <w:rFonts w:hint="eastAsia"/>
-              </w:rPr>
-            </w:pPr>
-            <w:r>
-              <w:rPr>
-                <w:rFonts w:ascii="Times New Roman" w:hAnsi="Times New Roman" w:eastAsia="宋体"/>
-                <w:sz w:val="21"/>
-              </w:rPr>
+            </w:pPr>
+            <w:r>
               <w:t>HG/T 4317-2012</w:t>
             </w:r>
           </w:p>
         </w:tc>
       </w:tr>
       <w:tr>
-        <w:tblPrEx>
-          <w:tblBorders>
-            <w:top w:val="single" w:color="auto" w:sz="4" w:space="0"/>
-            <w:left w:val="single" w:color="auto" w:sz="4" w:space="0"/>
-            <w:bottom w:val="single" w:color="auto" w:sz="4" w:space="0"/>
-            <w:right w:val="single" w:color="auto" w:sz="4" w:space="0"/>
-            <w:insideH w:val="single" w:color="auto" w:sz="4" w:space="0"/>
-            <w:insideV w:val="single" w:color="auto" w:sz="4" w:space="0"/>
-          </w:tblBorders>
-          <w:tblCellMar>
-            <w:top w:w="0" w:type="dxa"/>
-            <w:left w:w="108" w:type="dxa"/>
-            <w:bottom w:w="0" w:type="dxa"/>
-            <w:right w:w="108" w:type="dxa"/>
-          </w:tblCellMar>
-        </w:tblPrEx>
         <w:tc>
           <w:tcPr>
             <w:tcW w:w="2835" w:type="dxa"/>
@@ -401,29 +332,30 @@
           <w:p>
             <w:pPr>
               <w:jc w:val="center"/>
-              <w:rPr>
-                <w:rFonts w:hint="eastAsia"/>
-              </w:rPr>
-            </w:pPr>
-            <w:r>
-              <w:rPr>
-                <w:rFonts w:ascii="Times New Roman" w:hAnsi="Times New Roman" w:eastAsia="宋体"/>
-                <w:sz w:val="21"/>
-              </w:rPr>
-              <w:t>检 测 项 目</w:t>
-            </w:r>
-            <w:r>
-              <w:rPr>
-                <w:rFonts w:ascii="Times New Roman" w:hAnsi="Times New Roman" w:eastAsia="宋体"/>
-                <w:sz w:val="21"/>
-              </w:rPr>
-              <w:br w:type="textWrapping"/>
-            </w:r>
-            <w:r>
-              <w:rPr>
-                <w:rFonts w:ascii="Times New Roman" w:hAnsi="Times New Roman" w:eastAsia="宋体"/>
-                <w:sz w:val="21"/>
-              </w:rPr>
+            </w:pPr>
+            <w:r>
+              <w:t>检</w:t>
+            </w:r>
+            <w:r>
+              <w:t xml:space="preserve"> </w:t>
+            </w:r>
+            <w:r>
+              <w:t>测</w:t>
+            </w:r>
+            <w:r>
+              <w:t xml:space="preserve"> </w:t>
+            </w:r>
+            <w:r>
+              <w:t>项</w:t>
+            </w:r>
+            <w:r>
+              <w:t xml:space="preserve"> </w:t>
+            </w:r>
+            <w:r>
+              <w:t>目</w:t>
+            </w:r>
+            <w:r>
+              <w:br/>
               <w:t>Test Item</w:t>
             </w:r>
           </w:p>
@@ -437,29 +369,18 @@
           <w:p>
             <w:pPr>
               <w:jc w:val="center"/>
-              <w:rPr>
-                <w:rFonts w:hint="eastAsia"/>
-              </w:rPr>
-            </w:pPr>
-            <w:r>
-              <w:rPr>
-                <w:rFonts w:ascii="Times New Roman" w:hAnsi="Times New Roman" w:eastAsia="宋体"/>
-                <w:sz w:val="21"/>
-              </w:rPr>
-              <w:t>标 准</w:t>
-            </w:r>
-            <w:r>
-              <w:rPr>
-                <w:rFonts w:ascii="Times New Roman" w:hAnsi="Times New Roman" w:eastAsia="宋体"/>
-                <w:sz w:val="21"/>
-              </w:rPr>
-              <w:br w:type="textWrapping"/>
-            </w:r>
-            <w:r>
-              <w:rPr>
-                <w:rFonts w:ascii="Times New Roman" w:hAnsi="Times New Roman" w:eastAsia="宋体"/>
-                <w:sz w:val="21"/>
-              </w:rPr>
+            </w:pPr>
+            <w:r>
+              <w:t>标</w:t>
+            </w:r>
+            <w:r>
+              <w:t xml:space="preserve"> </w:t>
+            </w:r>
+            <w:r>
+              <w:t>准</w:t>
+            </w:r>
+            <w:r>
+              <w:br/>
               <w:t>Standard</w:t>
             </w:r>
           </w:p>
@@ -473,53 +394,26 @@
           <w:p>
             <w:pPr>
               <w:jc w:val="center"/>
-              <w:rPr>
-                <w:rFonts w:hint="eastAsia"/>
-              </w:rPr>
-            </w:pPr>
-            <w:r>
-              <w:rPr>
-                <w:rFonts w:ascii="Times New Roman" w:hAnsi="Times New Roman" w:eastAsia="宋体"/>
-                <w:sz w:val="21"/>
-              </w:rPr>
-              <w:t>结 果</w:t>
-            </w:r>
-            <w:r>
-              <w:rPr>
-                <w:rFonts w:ascii="Times New Roman" w:hAnsi="Times New Roman" w:eastAsia="宋体"/>
-                <w:sz w:val="21"/>
-              </w:rPr>
-              <w:br w:type="textWrapping"/>
-            </w:r>
-            <w:r>
-              <w:rPr>
-                <w:rFonts w:ascii="Times New Roman" w:hAnsi="Times New Roman" w:eastAsia="宋体"/>
-                <w:sz w:val="21"/>
-              </w:rPr>
+            </w:pPr>
+            <w:r>
+              <w:t>结</w:t>
+            </w:r>
+            <w:r>
+              <w:t xml:space="preserve"> </w:t>
+            </w:r>
+            <w:r>
+              <w:t>果</w:t>
+            </w:r>
+            <w:r>
+              <w:br/>
               <w:t>Result</w:t>
             </w:r>
           </w:p>
         </w:tc>
       </w:tr>
       <w:tr>
-        <w:tblPrEx>
-          <w:tblBorders>
-            <w:top w:val="single" w:color="auto" w:sz="4" w:space="0"/>
-            <w:left w:val="single" w:color="auto" w:sz="4" w:space="0"/>
-            <w:bottom w:val="single" w:color="auto" w:sz="4" w:space="0"/>
-            <w:right w:val="single" w:color="auto" w:sz="4" w:space="0"/>
-            <w:insideH w:val="single" w:color="auto" w:sz="4" w:space="0"/>
-            <w:insideV w:val="single" w:color="auto" w:sz="4" w:space="0"/>
-          </w:tblBorders>
-          <w:tblCellMar>
-            <w:top w:w="0" w:type="dxa"/>
-            <w:left w:w="108" w:type="dxa"/>
-            <w:bottom w:w="0" w:type="dxa"/>
-            <w:right w:w="108" w:type="dxa"/>
-          </w:tblCellMar>
-        </w:tblPrEx>
         <w:trPr>
-          <w:trHeight w:val="399" w:hRule="atLeast"/>
+          <w:trHeight w:val="399"/>
         </w:trPr>
         <w:tc>
           <w:tcPr>
@@ -535,24 +429,10 @@
               </w:rPr>
             </w:pPr>
             <w:r>
-              <w:rPr>
-                <w:rFonts w:ascii="Times New Roman" w:hAnsi="Times New Roman" w:eastAsia="宋体"/>
-                <w:sz w:val="21"/>
-              </w:rPr>
               <w:t>外观</w:t>
             </w:r>
             <w:r>
-              <w:rPr>
-                <w:rFonts w:ascii="Times New Roman" w:hAnsi="Times New Roman" w:eastAsia="宋体"/>
-                <w:sz w:val="21"/>
-              </w:rPr>
-              <w:br w:type="textWrapping"/>
-            </w:r>
-            <w:r>
-              <w:rPr>
-                <w:rFonts w:ascii="Times New Roman" w:hAnsi="Times New Roman" w:eastAsia="宋体"/>
-                <w:sz w:val="21"/>
-              </w:rPr>
+              <w:br/>
               <w:t>Appearance</w:t>
             </w:r>
           </w:p>
@@ -571,10 +451,6 @@
               </w:rPr>
             </w:pPr>
             <w:r>
-              <w:rPr>
-                <w:rFonts w:ascii="Times New Roman" w:hAnsi="Times New Roman" w:eastAsia="宋体"/>
-                <w:sz w:val="21"/>
-              </w:rPr>
               <w:t>无色至浅黄色透明液体</w:t>
             </w:r>
           </w:p>
@@ -593,34 +469,14 @@
               </w:rPr>
             </w:pPr>
             <w:r>
-              <w:rPr>
-                <w:rFonts w:ascii="Times New Roman" w:hAnsi="Times New Roman" w:eastAsia="宋体"/>
-                <w:sz w:val="21"/>
-              </w:rPr>
               <w:t>符合</w:t>
             </w:r>
           </w:p>
         </w:tc>
       </w:tr>
       <w:tr>
-        <w:tblPrEx>
-          <w:tblBorders>
-            <w:top w:val="single" w:color="auto" w:sz="4" w:space="0"/>
-            <w:left w:val="single" w:color="auto" w:sz="4" w:space="0"/>
-            <w:bottom w:val="single" w:color="auto" w:sz="4" w:space="0"/>
-            <w:right w:val="single" w:color="auto" w:sz="4" w:space="0"/>
-            <w:insideH w:val="single" w:color="auto" w:sz="4" w:space="0"/>
-            <w:insideV w:val="single" w:color="auto" w:sz="4" w:space="0"/>
-          </w:tblBorders>
-          <w:tblCellMar>
-            <w:top w:w="0" w:type="dxa"/>
-            <w:left w:w="108" w:type="dxa"/>
-            <w:bottom w:w="0" w:type="dxa"/>
-            <w:right w:w="108" w:type="dxa"/>
-          </w:tblCellMar>
-        </w:tblPrEx>
         <w:trPr>
-          <w:trHeight w:val="399" w:hRule="atLeast"/>
+          <w:trHeight w:val="399"/>
         </w:trPr>
         <w:tc>
           <w:tcPr>
@@ -636,24 +492,23 @@
               </w:rPr>
             </w:pPr>
             <w:r>
-              <w:rPr>
-                <w:rFonts w:ascii="Times New Roman" w:hAnsi="Times New Roman" w:eastAsia="宋体"/>
-                <w:sz w:val="21"/>
-              </w:rPr>
-              <w:t>银含量( mg/kg )</w:t>
-            </w:r>
-            <w:r>
-              <w:rPr>
-                <w:rFonts w:ascii="Times New Roman" w:hAnsi="Times New Roman" w:eastAsia="宋体"/>
-                <w:sz w:val="21"/>
-              </w:rPr>
-              <w:br w:type="textWrapping"/>
-            </w:r>
-            <w:r>
-              <w:rPr>
-                <w:rFonts w:ascii="Times New Roman" w:hAnsi="Times New Roman" w:eastAsia="宋体"/>
-                <w:sz w:val="21"/>
-              </w:rPr>
+              <w:t>银含量</w:t>
+            </w:r>
+            <w:proofErr w:type="gramStart"/>
+            <w:r>
+              <w:t xml:space="preserve">( </w:t>
+            </w:r>
+            <w:proofErr w:type="gramEnd"/>
+            <w:r>
+              <w:t>mg/kg</w:t>
+            </w:r>
+            <w:proofErr w:type="gramStart"/>
+            <w:r>
+              <w:t xml:space="preserve"> )</w:t>
+            </w:r>
+            <w:proofErr w:type="gramEnd"/>
+            <w:r>
+              <w:br/>
               <w:t>Ag</w:t>
             </w:r>
           </w:p>
@@ -673,10 +528,6 @@
               </w:rPr>
             </w:pPr>
             <w:r>
-              <w:rPr>
-                <w:rFonts w:ascii="Times New Roman" w:hAnsi="Times New Roman" w:eastAsia="宋体"/>
-                <w:sz w:val="21"/>
-              </w:rPr>
               <w:t>50±10%</w:t>
             </w:r>
           </w:p>
@@ -695,34 +546,20 @@
               </w:rPr>
             </w:pPr>
             <w:r>
-              <w:rPr>
-                <w:rFonts w:ascii="Times New Roman" w:hAnsi="Times New Roman" w:eastAsia="宋体"/>
-                <w:sz w:val="21"/>
-              </w:rPr>
-              <w:t>{银含量}</w:t>
+              <w:t>{</w:t>
+            </w:r>
+            <w:r>
+              <w:t>银含量</w:t>
+            </w:r>
+            <w:r>
+              <w:t>}</w:t>
             </w:r>
           </w:p>
         </w:tc>
       </w:tr>
       <w:tr>
-        <w:tblPrEx>
-          <w:tblBorders>
-            <w:top w:val="single" w:color="auto" w:sz="4" w:space="0"/>
-            <w:left w:val="single" w:color="auto" w:sz="4" w:space="0"/>
-            <w:bottom w:val="single" w:color="auto" w:sz="4" w:space="0"/>
-            <w:right w:val="single" w:color="auto" w:sz="4" w:space="0"/>
-            <w:insideH w:val="single" w:color="auto" w:sz="4" w:space="0"/>
-            <w:insideV w:val="single" w:color="auto" w:sz="4" w:space="0"/>
-          </w:tblBorders>
-          <w:tblCellMar>
-            <w:top w:w="0" w:type="dxa"/>
-            <w:left w:w="108" w:type="dxa"/>
-            <w:bottom w:w="0" w:type="dxa"/>
-            <w:right w:w="108" w:type="dxa"/>
-          </w:tblCellMar>
-        </w:tblPrEx>
         <w:trPr>
-          <w:trHeight w:val="399" w:hRule="atLeast"/>
+          <w:trHeight w:val="399"/>
         </w:trPr>
         <w:tc>
           <w:tcPr>
@@ -738,24 +575,19 @@
               </w:rPr>
             </w:pPr>
             <w:r>
-              <w:rPr>
-                <w:rFonts w:ascii="Times New Roman" w:hAnsi="Times New Roman" w:eastAsia="宋体"/>
-                <w:sz w:val="21"/>
-              </w:rPr>
-              <w:t>pH值(原液）</w:t>
-            </w:r>
-            <w:r>
-              <w:rPr>
-                <w:rFonts w:ascii="Times New Roman" w:hAnsi="Times New Roman" w:eastAsia="宋体"/>
-                <w:sz w:val="21"/>
-              </w:rPr>
-              <w:br w:type="textWrapping"/>
-            </w:r>
-            <w:r>
-              <w:rPr>
-                <w:rFonts w:ascii="Times New Roman" w:hAnsi="Times New Roman" w:eastAsia="宋体"/>
-                <w:sz w:val="21"/>
-              </w:rPr>
+              <w:t>pH</w:t>
+            </w:r>
+            <w:r>
+              <w:t>值</w:t>
+            </w:r>
+            <w:r>
+              <w:t>(</w:t>
+            </w:r>
+            <w:r>
+              <w:t>原液）</w:t>
+            </w:r>
+            <w:r>
+              <w:br/>
               <w:t>pH Value</w:t>
             </w:r>
           </w:p>
@@ -763,30 +595,6 @@
         <w:tc>
           <w:tcPr>
             <w:tcW w:w="2836" w:type="dxa"/>
-            <w:gridSpan w:val="2"/>
-            <w:vAlign w:val="center"/>
-          </w:tcPr>
-          <w:p>
-            <w:pPr>
-              <w:jc w:val="center"/>
-              <w:rPr>
-                <w:rFonts w:hint="eastAsia" w:eastAsia="宋体"/>
-                <w:szCs w:val="21"/>
-                <w:lang w:val="en-US" w:eastAsia="zh-CN"/>
-              </w:rPr>
-            </w:pPr>
-            <w:r>
-              <w:rPr>
-                <w:rFonts w:ascii="Times New Roman" w:hAnsi="Times New Roman" w:eastAsia="宋体"/>
-                <w:sz w:val="21"/>
-              </w:rPr>
-              <w:t>0.50-3.00</w:t>
-            </w:r>
-          </w:p>
-        </w:tc>
-        <w:tc>
-          <w:tcPr>
-            <w:tcW w:w="2851" w:type="dxa"/>
             <w:gridSpan w:val="2"/>
             <w:vAlign w:val="center"/>
           </w:tcPr>
@@ -798,38 +606,13 @@
               </w:rPr>
             </w:pPr>
             <w:r>
-              <w:rPr>
-                <w:rFonts w:ascii="Times New Roman" w:hAnsi="Times New Roman" w:eastAsia="宋体"/>
-                <w:sz w:val="21"/>
-              </w:rPr>
-              <w:t>{pH}</w:t>
-            </w:r>
-          </w:p>
-        </w:tc>
-      </w:tr>
-      <w:tr>
-        <w:tblPrEx>
-          <w:tblBorders>
-            <w:top w:val="single" w:color="auto" w:sz="4" w:space="0"/>
-            <w:left w:val="single" w:color="auto" w:sz="4" w:space="0"/>
-            <w:bottom w:val="single" w:color="auto" w:sz="4" w:space="0"/>
-            <w:right w:val="single" w:color="auto" w:sz="4" w:space="0"/>
-            <w:insideH w:val="single" w:color="auto" w:sz="4" w:space="0"/>
-            <w:insideV w:val="single" w:color="auto" w:sz="4" w:space="0"/>
-          </w:tblBorders>
-          <w:tblCellMar>
-            <w:top w:w="0" w:type="dxa"/>
-            <w:left w:w="108" w:type="dxa"/>
-            <w:bottom w:w="0" w:type="dxa"/>
-            <w:right w:w="108" w:type="dxa"/>
-          </w:tblCellMar>
-        </w:tblPrEx>
-        <w:trPr>
-          <w:trHeight w:val="399" w:hRule="atLeast"/>
-        </w:trPr>
-        <w:tc>
-          <w:tcPr>
-            <w:tcW w:w="2835" w:type="dxa"/>
+              <w:t>0.50-3.00</w:t>
+            </w:r>
+          </w:p>
+        </w:tc>
+        <w:tc>
+          <w:tcPr>
+            <w:tcW w:w="2851" w:type="dxa"/>
             <w:gridSpan w:val="2"/>
             <w:vAlign w:val="center"/>
           </w:tcPr>
@@ -841,24 +624,39 @@
               </w:rPr>
             </w:pPr>
             <w:r>
+              <w:t>{pH}</w:t>
+            </w:r>
+          </w:p>
+        </w:tc>
+      </w:tr>
+      <w:tr>
+        <w:trPr>
+          <w:trHeight w:val="399"/>
+        </w:trPr>
+        <w:tc>
+          <w:tcPr>
+            <w:tcW w:w="2835" w:type="dxa"/>
+            <w:gridSpan w:val="2"/>
+            <w:vAlign w:val="center"/>
+          </w:tcPr>
+          <w:p>
+            <w:pPr>
+              <w:jc w:val="center"/>
               <w:rPr>
-                <w:rFonts w:ascii="Times New Roman" w:hAnsi="Times New Roman" w:eastAsia="宋体"/>
-                <w:sz w:val="21"/>
+                <w:szCs w:val="21"/>
               </w:rPr>
-              <w:t>砷（mg/kg）</w:t>
-            </w:r>
-            <w:r>
-              <w:rPr>
-                <w:rFonts w:ascii="Times New Roman" w:hAnsi="Times New Roman" w:eastAsia="宋体"/>
-                <w:sz w:val="21"/>
-              </w:rPr>
-              <w:br w:type="textWrapping"/>
-            </w:r>
-            <w:r>
-              <w:rPr>
-                <w:rFonts w:ascii="Times New Roman" w:hAnsi="Times New Roman" w:eastAsia="宋体"/>
-                <w:sz w:val="21"/>
-              </w:rPr>
+            </w:pPr>
+            <w:r>
+              <w:t>砷（</w:t>
+            </w:r>
+            <w:r>
+              <w:t>mg/kg</w:t>
+            </w:r>
+            <w:r>
+              <w:t>）</w:t>
+            </w:r>
+            <w:r>
+              <w:br/>
               <w:t>As</w:t>
             </w:r>
           </w:p>
@@ -878,10 +676,6 @@
               </w:rPr>
             </w:pPr>
             <w:r>
-              <w:rPr>
-                <w:rFonts w:ascii="Times New Roman" w:hAnsi="Times New Roman" w:eastAsia="宋体"/>
-                <w:sz w:val="21"/>
-              </w:rPr>
               <w:t>≤2</w:t>
             </w:r>
           </w:p>
@@ -889,50 +683,6 @@
         <w:tc>
           <w:tcPr>
             <w:tcW w:w="2851" w:type="dxa"/>
-            <w:gridSpan w:val="2"/>
-            <w:vAlign w:val="center"/>
-          </w:tcPr>
-          <w:p>
-            <w:pPr>
-              <w:jc w:val="center"/>
-              <w:rPr>
-                <w:rFonts w:hint="eastAsia"/>
-                <w:szCs w:val="21"/>
-              </w:rPr>
-            </w:pPr>
-            <w:r>
-              <w:rPr>
-                <w:rFonts w:ascii="Times New Roman" w:hAnsi="Times New Roman" w:eastAsia="宋体"/>
-                <w:sz w:val="21"/>
-              </w:rPr>
-              <w:t>符合</w:t>
-            </w:r>
-          </w:p>
-        </w:tc>
-      </w:tr>
-      <w:tr>
-        <w:tblPrEx>
-          <w:tblBorders>
-            <w:top w:val="single" w:color="auto" w:sz="4" w:space="0"/>
-            <w:left w:val="single" w:color="auto" w:sz="4" w:space="0"/>
-            <w:bottom w:val="single" w:color="auto" w:sz="4" w:space="0"/>
-            <w:right w:val="single" w:color="auto" w:sz="4" w:space="0"/>
-            <w:insideH w:val="single" w:color="auto" w:sz="4" w:space="0"/>
-            <w:insideV w:val="single" w:color="auto" w:sz="4" w:space="0"/>
-          </w:tblBorders>
-          <w:tblCellMar>
-            <w:top w:w="0" w:type="dxa"/>
-            <w:left w:w="108" w:type="dxa"/>
-            <w:bottom w:w="0" w:type="dxa"/>
-            <w:right w:w="108" w:type="dxa"/>
-          </w:tblCellMar>
-        </w:tblPrEx>
-        <w:trPr>
-          <w:trHeight w:val="399" w:hRule="atLeast"/>
-        </w:trPr>
-        <w:tc>
-          <w:tcPr>
-            <w:tcW w:w="2835" w:type="dxa"/>
             <w:gridSpan w:val="2"/>
             <w:vAlign w:val="center"/>
           </w:tcPr>
@@ -944,31 +694,18 @@
               </w:rPr>
             </w:pPr>
             <w:r>
-              <w:rPr>
-                <w:rFonts w:ascii="Times New Roman" w:hAnsi="Times New Roman" w:eastAsia="宋体"/>
-                <w:sz w:val="21"/>
-              </w:rPr>
-              <w:t>铅（mg/kg）</w:t>
-            </w:r>
-            <w:r>
-              <w:rPr>
-                <w:rFonts w:ascii="Times New Roman" w:hAnsi="Times New Roman" w:eastAsia="宋体"/>
-                <w:sz w:val="21"/>
-              </w:rPr>
-              <w:br w:type="textWrapping"/>
-            </w:r>
-            <w:r>
-              <w:rPr>
-                <w:rFonts w:ascii="Times New Roman" w:hAnsi="Times New Roman" w:eastAsia="宋体"/>
-                <w:sz w:val="21"/>
-              </w:rPr>
-              <w:t>Pb</w:t>
-            </w:r>
-          </w:p>
-        </w:tc>
-        <w:tc>
-          <w:tcPr>
-            <w:tcW w:w="2836" w:type="dxa"/>
+              <w:t>符合</w:t>
+            </w:r>
+          </w:p>
+        </w:tc>
+      </w:tr>
+      <w:tr>
+        <w:trPr>
+          <w:trHeight w:val="399"/>
+        </w:trPr>
+        <w:tc>
+          <w:tcPr>
+            <w:tcW w:w="2835" w:type="dxa"/>
             <w:gridSpan w:val="2"/>
             <w:vAlign w:val="center"/>
           </w:tcPr>
@@ -980,17 +717,23 @@
               </w:rPr>
             </w:pPr>
             <w:r>
-              <w:rPr>
-                <w:rFonts w:ascii="Times New Roman" w:hAnsi="Times New Roman" w:eastAsia="宋体"/>
-                <w:sz w:val="21"/>
-              </w:rPr>
-              <w:t>≤10</w:t>
-            </w:r>
-          </w:p>
-        </w:tc>
-        <w:tc>
-          <w:tcPr>
-            <w:tcW w:w="2851" w:type="dxa"/>
+              <w:t>铅（</w:t>
+            </w:r>
+            <w:r>
+              <w:t>mg/kg</w:t>
+            </w:r>
+            <w:r>
+              <w:t>）</w:t>
+            </w:r>
+            <w:r>
+              <w:br/>
+              <w:t>Pb</w:t>
+            </w:r>
+          </w:p>
+        </w:tc>
+        <w:tc>
+          <w:tcPr>
+            <w:tcW w:w="2836" w:type="dxa"/>
             <w:gridSpan w:val="2"/>
             <w:vAlign w:val="center"/>
           </w:tcPr>
@@ -1002,38 +745,13 @@
               </w:rPr>
             </w:pPr>
             <w:r>
-              <w:rPr>
-                <w:rFonts w:ascii="Times New Roman" w:hAnsi="Times New Roman" w:eastAsia="宋体"/>
-                <w:sz w:val="21"/>
-              </w:rPr>
-              <w:t>符合</w:t>
-            </w:r>
-          </w:p>
-        </w:tc>
-      </w:tr>
-      <w:tr>
-        <w:tblPrEx>
-          <w:tblBorders>
-            <w:top w:val="single" w:color="auto" w:sz="4" w:space="0"/>
-            <w:left w:val="single" w:color="auto" w:sz="4" w:space="0"/>
-            <w:bottom w:val="single" w:color="auto" w:sz="4" w:space="0"/>
-            <w:right w:val="single" w:color="auto" w:sz="4" w:space="0"/>
-            <w:insideH w:val="single" w:color="auto" w:sz="4" w:space="0"/>
-            <w:insideV w:val="single" w:color="auto" w:sz="4" w:space="0"/>
-          </w:tblBorders>
-          <w:tblCellMar>
-            <w:top w:w="0" w:type="dxa"/>
-            <w:left w:w="108" w:type="dxa"/>
-            <w:bottom w:w="0" w:type="dxa"/>
-            <w:right w:w="108" w:type="dxa"/>
-          </w:tblCellMar>
-        </w:tblPrEx>
-        <w:trPr>
-          <w:trHeight w:val="399" w:hRule="atLeast"/>
-        </w:trPr>
-        <w:tc>
-          <w:tcPr>
-            <w:tcW w:w="2835" w:type="dxa"/>
+              <w:t>≤10</w:t>
+            </w:r>
+          </w:p>
+        </w:tc>
+        <w:tc>
+          <w:tcPr>
+            <w:tcW w:w="2851" w:type="dxa"/>
             <w:gridSpan w:val="2"/>
             <w:vAlign w:val="center"/>
           </w:tcPr>
@@ -1045,31 +763,18 @@
               </w:rPr>
             </w:pPr>
             <w:r>
-              <w:rPr>
-                <w:rFonts w:ascii="Times New Roman" w:hAnsi="Times New Roman" w:eastAsia="宋体"/>
-                <w:sz w:val="21"/>
-              </w:rPr>
-              <w:t>汞（mg/kg）</w:t>
-            </w:r>
-            <w:r>
-              <w:rPr>
-                <w:rFonts w:ascii="Times New Roman" w:hAnsi="Times New Roman" w:eastAsia="宋体"/>
-                <w:sz w:val="21"/>
-              </w:rPr>
-              <w:br w:type="textWrapping"/>
-            </w:r>
-            <w:r>
-              <w:rPr>
-                <w:rFonts w:ascii="Times New Roman" w:hAnsi="Times New Roman" w:eastAsia="宋体"/>
-                <w:sz w:val="21"/>
-              </w:rPr>
-              <w:t>Hg</w:t>
-            </w:r>
-          </w:p>
-        </w:tc>
-        <w:tc>
-          <w:tcPr>
-            <w:tcW w:w="2836" w:type="dxa"/>
+              <w:t>符合</w:t>
+            </w:r>
+          </w:p>
+        </w:tc>
+      </w:tr>
+      <w:tr>
+        <w:trPr>
+          <w:trHeight w:val="399"/>
+        </w:trPr>
+        <w:tc>
+          <w:tcPr>
+            <w:tcW w:w="2835" w:type="dxa"/>
             <w:gridSpan w:val="2"/>
             <w:vAlign w:val="center"/>
           </w:tcPr>
@@ -1081,17 +786,23 @@
               </w:rPr>
             </w:pPr>
             <w:r>
-              <w:rPr>
-                <w:rFonts w:ascii="Times New Roman" w:hAnsi="Times New Roman" w:eastAsia="宋体"/>
-                <w:sz w:val="21"/>
-              </w:rPr>
-              <w:t>≤1</w:t>
-            </w:r>
-          </w:p>
-        </w:tc>
-        <w:tc>
-          <w:tcPr>
-            <w:tcW w:w="2851" w:type="dxa"/>
+              <w:t>汞（</w:t>
+            </w:r>
+            <w:r>
+              <w:t>mg/kg</w:t>
+            </w:r>
+            <w:r>
+              <w:t>）</w:t>
+            </w:r>
+            <w:r>
+              <w:br/>
+              <w:t>Hg</w:t>
+            </w:r>
+          </w:p>
+        </w:tc>
+        <w:tc>
+          <w:tcPr>
+            <w:tcW w:w="2836" w:type="dxa"/>
             <w:gridSpan w:val="2"/>
             <w:vAlign w:val="center"/>
           </w:tcPr>
@@ -1103,71 +814,13 @@
               </w:rPr>
             </w:pPr>
             <w:r>
-              <w:rPr>
-                <w:rFonts w:ascii="Times New Roman" w:hAnsi="Times New Roman" w:eastAsia="宋体"/>
-                <w:sz w:val="21"/>
-              </w:rPr>
-              <w:t>符合</w:t>
-            </w:r>
-          </w:p>
-        </w:tc>
-      </w:tr>
-      <w:tr>
-        <w:tblPrEx>
-          <w:tblBorders>
-            <w:top w:val="single" w:color="auto" w:sz="4" w:space="0"/>
-            <w:left w:val="single" w:color="auto" w:sz="4" w:space="0"/>
-            <w:bottom w:val="single" w:color="auto" w:sz="4" w:space="0"/>
-            <w:right w:val="single" w:color="auto" w:sz="4" w:space="0"/>
-            <w:insideH w:val="single" w:color="auto" w:sz="4" w:space="0"/>
-            <w:insideV w:val="single" w:color="auto" w:sz="4" w:space="0"/>
-          </w:tblBorders>
-          <w:tblCellMar>
-            <w:top w:w="0" w:type="dxa"/>
-            <w:left w:w="108" w:type="dxa"/>
-            <w:bottom w:w="0" w:type="dxa"/>
-            <w:right w:w="108" w:type="dxa"/>
-          </w:tblCellMar>
-        </w:tblPrEx>
-        <w:trPr>
-          <w:trHeight w:val="399" w:hRule="atLeast"/>
-        </w:trPr>
-        <w:tc>
-          <w:tcPr>
-            <w:tcW w:w="2835" w:type="dxa"/>
-            <w:gridSpan w:val="2"/>
-            <w:vAlign w:val="center"/>
-          </w:tcPr>
-          <w:p>
-            <w:pPr>
-              <w:jc w:val="center"/>
-            </w:pPr>
-            <w:r>
-              <w:rPr>
-                <w:rFonts w:ascii="Times New Roman" w:hAnsi="Times New Roman" w:eastAsia="宋体"/>
-                <w:sz w:val="21"/>
-              </w:rPr>
-              <w:t>镉（mg/kg）</w:t>
-            </w:r>
-            <w:r>
-              <w:rPr>
-                <w:rFonts w:ascii="Times New Roman" w:hAnsi="Times New Roman" w:eastAsia="宋体"/>
-                <w:sz w:val="21"/>
-              </w:rPr>
-              <w:br w:type="textWrapping"/>
-            </w:r>
-            <w:r>
-              <w:rPr>
-                <w:rFonts w:ascii="Times New Roman" w:hAnsi="Times New Roman" w:eastAsia="宋体"/>
-                <w:sz w:val="21"/>
-              </w:rPr>
-              <w:t>Cd</w:t>
-            </w:r>
-          </w:p>
-        </w:tc>
-        <w:tc>
-          <w:tcPr>
-            <w:tcW w:w="2836" w:type="dxa"/>
+              <w:t>≤1</w:t>
+            </w:r>
+          </w:p>
+        </w:tc>
+        <w:tc>
+          <w:tcPr>
+            <w:tcW w:w="2851" w:type="dxa"/>
             <w:gridSpan w:val="2"/>
             <w:vAlign w:val="center"/>
           </w:tcPr>
@@ -1179,17 +832,43 @@
               </w:rPr>
             </w:pPr>
             <w:r>
-              <w:rPr>
-                <w:rFonts w:ascii="Times New Roman" w:hAnsi="Times New Roman" w:eastAsia="宋体"/>
-                <w:sz w:val="21"/>
-              </w:rPr>
-              <w:t>≤5</w:t>
-            </w:r>
-          </w:p>
-        </w:tc>
-        <w:tc>
-          <w:tcPr>
-            <w:tcW w:w="2851" w:type="dxa"/>
+              <w:t>符合</w:t>
+            </w:r>
+          </w:p>
+        </w:tc>
+      </w:tr>
+      <w:tr>
+        <w:trPr>
+          <w:trHeight w:val="399"/>
+        </w:trPr>
+        <w:tc>
+          <w:tcPr>
+            <w:tcW w:w="2835" w:type="dxa"/>
+            <w:gridSpan w:val="2"/>
+            <w:vAlign w:val="center"/>
+          </w:tcPr>
+          <w:p>
+            <w:pPr>
+              <w:jc w:val="center"/>
+            </w:pPr>
+            <w:r>
+              <w:t>镉（</w:t>
+            </w:r>
+            <w:r>
+              <w:t>mg/kg</w:t>
+            </w:r>
+            <w:r>
+              <w:t>）</w:t>
+            </w:r>
+            <w:r>
+              <w:br/>
+              <w:t>Cd</w:t>
+            </w:r>
+          </w:p>
+        </w:tc>
+        <w:tc>
+          <w:tcPr>
+            <w:tcW w:w="2836" w:type="dxa"/>
             <w:gridSpan w:val="2"/>
             <w:vAlign w:val="center"/>
           </w:tcPr>
@@ -1201,72 +880,14 @@
               </w:rPr>
             </w:pPr>
             <w:r>
-              <w:rPr>
-                <w:rFonts w:ascii="Times New Roman" w:hAnsi="Times New Roman" w:eastAsia="宋体"/>
-                <w:sz w:val="21"/>
-              </w:rPr>
-              <w:t>符合</w:t>
-            </w:r>
-          </w:p>
-        </w:tc>
-      </w:tr>
-      <w:tr>
-        <w:tblPrEx>
-          <w:tblBorders>
-            <w:top w:val="single" w:color="auto" w:sz="4" w:space="0"/>
-            <w:left w:val="single" w:color="auto" w:sz="4" w:space="0"/>
-            <w:bottom w:val="single" w:color="auto" w:sz="4" w:space="0"/>
-            <w:right w:val="single" w:color="auto" w:sz="4" w:space="0"/>
-            <w:insideH w:val="single" w:color="auto" w:sz="4" w:space="0"/>
-            <w:insideV w:val="single" w:color="auto" w:sz="4" w:space="0"/>
-          </w:tblBorders>
-          <w:tblCellMar>
-            <w:top w:w="0" w:type="dxa"/>
-            <w:left w:w="108" w:type="dxa"/>
-            <w:bottom w:w="0" w:type="dxa"/>
-            <w:right w:w="108" w:type="dxa"/>
-          </w:tblCellMar>
-        </w:tblPrEx>
-        <w:trPr>
-          <w:trHeight w:val="399" w:hRule="atLeast"/>
-        </w:trPr>
-        <w:tc>
-          <w:tcPr>
-            <w:tcW w:w="2835" w:type="dxa"/>
-            <w:gridSpan w:val="2"/>
-            <w:vAlign w:val="center"/>
-          </w:tcPr>
-          <w:p>
-            <w:pPr>
-              <w:jc w:val="center"/>
-            </w:pPr>
-            <w:r>
-              <w:rPr>
-                <w:rFonts w:ascii="Times New Roman" w:hAnsi="Times New Roman" w:eastAsia="宋体"/>
-                <w:sz w:val="21"/>
-              </w:rPr>
-              <w:t>保质期</w:t>
-            </w:r>
-            <w:r>
-              <w:rPr>
-                <w:rFonts w:ascii="Times New Roman" w:hAnsi="Times New Roman" w:eastAsia="宋体"/>
-                <w:sz w:val="21"/>
-              </w:rPr>
-              <w:br w:type="textWrapping"/>
-            </w:r>
-            <w:r>
-              <w:rPr>
-                <w:rFonts w:ascii="Times New Roman" w:hAnsi="Times New Roman" w:eastAsia="宋体"/>
-                <w:sz w:val="21"/>
-              </w:rPr>
-              <w:t>Shelf Life</w:t>
-            </w:r>
-          </w:p>
-        </w:tc>
-        <w:tc>
-          <w:tcPr>
-            <w:tcW w:w="5687" w:type="dxa"/>
-            <w:gridSpan w:val="4"/>
+              <w:t>≤5</w:t>
+            </w:r>
+          </w:p>
+        </w:tc>
+        <w:tc>
+          <w:tcPr>
+            <w:tcW w:w="2851" w:type="dxa"/>
+            <w:gridSpan w:val="2"/>
             <w:vAlign w:val="center"/>
           </w:tcPr>
           <w:p>
@@ -1277,34 +898,14 @@
               </w:rPr>
             </w:pPr>
             <w:r>
-              <w:rPr>
-                <w:rFonts w:ascii="Times New Roman" w:hAnsi="Times New Roman" w:eastAsia="宋体"/>
-                <w:sz w:val="21"/>
-              </w:rPr>
-              <w:t>12个月</w:t>
+              <w:t>符合</w:t>
             </w:r>
           </w:p>
         </w:tc>
       </w:tr>
       <w:tr>
-        <w:tblPrEx>
-          <w:tblBorders>
-            <w:top w:val="single" w:color="auto" w:sz="4" w:space="0"/>
-            <w:left w:val="single" w:color="auto" w:sz="4" w:space="0"/>
-            <w:bottom w:val="single" w:color="auto" w:sz="4" w:space="0"/>
-            <w:right w:val="single" w:color="auto" w:sz="4" w:space="0"/>
-            <w:insideH w:val="single" w:color="auto" w:sz="4" w:space="0"/>
-            <w:insideV w:val="single" w:color="auto" w:sz="4" w:space="0"/>
-          </w:tblBorders>
-          <w:tblCellMar>
-            <w:top w:w="0" w:type="dxa"/>
-            <w:left w:w="108" w:type="dxa"/>
-            <w:bottom w:w="0" w:type="dxa"/>
-            <w:right w:w="108" w:type="dxa"/>
-          </w:tblCellMar>
-        </w:tblPrEx>
         <w:trPr>
-          <w:trHeight w:val="399" w:hRule="atLeast"/>
+          <w:trHeight w:val="399"/>
         </w:trPr>
         <w:tc>
           <w:tcPr>
@@ -1317,25 +918,11 @@
               <w:jc w:val="center"/>
             </w:pPr>
             <w:r>
-              <w:rPr>
-                <w:rFonts w:ascii="Times New Roman" w:hAnsi="Times New Roman" w:eastAsia="宋体"/>
-                <w:sz w:val="21"/>
-              </w:rPr>
-              <w:t>结论</w:t>
-            </w:r>
-            <w:r>
-              <w:rPr>
-                <w:rFonts w:ascii="Times New Roman" w:hAnsi="Times New Roman" w:eastAsia="宋体"/>
-                <w:sz w:val="21"/>
-              </w:rPr>
-              <w:br w:type="textWrapping"/>
-            </w:r>
-            <w:r>
-              <w:rPr>
-                <w:rFonts w:ascii="Times New Roman" w:hAnsi="Times New Roman" w:eastAsia="宋体"/>
-                <w:sz w:val="21"/>
-              </w:rPr>
-              <w:t>Conclusion</w:t>
+              <w:t>保质期</w:t>
+            </w:r>
+            <w:r>
+              <w:br/>
+              <w:t>Shelf Life</w:t>
             </w:r>
           </w:p>
         </w:tc>
@@ -1353,35 +940,60 @@
               </w:rPr>
             </w:pPr>
             <w:r>
-              <w:rPr>
-                <w:rFonts w:ascii="Times New Roman" w:hAnsi="Times New Roman" w:eastAsia="宋体"/>
-                <w:sz w:val="21"/>
-              </w:rPr>
-              <w:t>合格</w:t>
+              <w:t>12</w:t>
+            </w:r>
+            <w:r>
+              <w:t>个月</w:t>
             </w:r>
           </w:p>
         </w:tc>
       </w:tr>
       <w:tr>
-        <w:tblPrEx>
-          <w:tblBorders>
-            <w:top w:val="single" w:color="auto" w:sz="4" w:space="0"/>
-            <w:left w:val="single" w:color="auto" w:sz="4" w:space="0"/>
-            <w:bottom w:val="single" w:color="auto" w:sz="4" w:space="0"/>
-            <w:right w:val="single" w:color="auto" w:sz="4" w:space="0"/>
-            <w:insideH w:val="single" w:color="auto" w:sz="4" w:space="0"/>
-            <w:insideV w:val="single" w:color="auto" w:sz="4" w:space="0"/>
-          </w:tblBorders>
-          <w:tblCellMar>
-            <w:top w:w="0" w:type="dxa"/>
-            <w:left w:w="108" w:type="dxa"/>
-            <w:bottom w:w="0" w:type="dxa"/>
-            <w:right w:w="108" w:type="dxa"/>
-          </w:tblCellMar>
-        </w:tblPrEx>
+        <w:trPr>
+          <w:trHeight w:val="399"/>
+        </w:trPr>
+        <w:tc>
+          <w:tcPr>
+            <w:tcW w:w="2835" w:type="dxa"/>
+            <w:gridSpan w:val="2"/>
+            <w:vAlign w:val="center"/>
+          </w:tcPr>
+          <w:p>
+            <w:pPr>
+              <w:jc w:val="center"/>
+            </w:pPr>
+            <w:r>
+              <w:t>结论</w:t>
+            </w:r>
+            <w:r>
+              <w:br/>
+              <w:t>Conclusion</w:t>
+            </w:r>
+          </w:p>
+        </w:tc>
+        <w:tc>
+          <w:tcPr>
+            <w:tcW w:w="5687" w:type="dxa"/>
+            <w:gridSpan w:val="4"/>
+            <w:vAlign w:val="center"/>
+          </w:tcPr>
+          <w:p>
+            <w:pPr>
+              <w:jc w:val="center"/>
+              <w:rPr>
+                <w:szCs w:val="21"/>
+              </w:rPr>
+            </w:pPr>
+            <w:r>
+              <w:t>合格</w:t>
+            </w:r>
+          </w:p>
+        </w:tc>
+      </w:tr>
+      <w:tr>
         <w:trPr>
           <w:cantSplit/>
-          <w:trHeight w:val="70" w:hRule="atLeast"/>
+          <w:trHeight w:val="70"/>
         </w:trPr>
         <w:tc>
           <w:tcPr>
@@ -1405,58 +1017,31 @@
             <w:pPr>
               <w:jc w:val="center"/>
             </w:pPr>
-            <w:bookmarkStart w:id="0" w:name="_GoBack"/>
-            <w:bookmarkEnd w:id="0"/>
-          </w:p>
-          <w:p>
-            <w:pPr>
-              <w:jc w:val="center"/>
-            </w:pPr>
-          </w:p>
-          <w:p>
-            <w:pPr>
-              <w:jc w:val="center"/>
-            </w:pPr>
-          </w:p>
-          <w:p>
-            <w:pPr>
-              <w:jc w:val="center"/>
-            </w:pPr>
-          </w:p>
-          <w:p>
-            <w:pPr>
-              <w:rPr>
-                <w:rFonts w:hint="eastAsia"/>
-              </w:rPr>
-            </w:pPr>
-          </w:p>
-          <w:p>
-            <w:pPr>
-              <w:jc w:val="center"/>
-              <w:rPr>
-                <w:rFonts w:hint="eastAsia"/>
-              </w:rPr>
+          </w:p>
+          <w:p>
+            <w:pPr>
+              <w:jc w:val="center"/>
+            </w:pPr>
+          </w:p>
+          <w:p>
+            <w:pPr>
+              <w:jc w:val="center"/>
+            </w:pPr>
+          </w:p>
+          <w:p>
+            <w:pPr>
+              <w:jc w:val="center"/>
+            </w:pPr>
+          </w:p>
+          <w:p/>
+          <w:p>
+            <w:pPr>
+              <w:jc w:val="center"/>
             </w:pPr>
           </w:p>
         </w:tc>
       </w:tr>
       <w:tr>
-        <w:tblPrEx>
-          <w:tblBorders>
-            <w:top w:val="single" w:color="auto" w:sz="4" w:space="0"/>
-            <w:left w:val="single" w:color="auto" w:sz="4" w:space="0"/>
-            <w:bottom w:val="single" w:color="auto" w:sz="4" w:space="0"/>
-            <w:right w:val="single" w:color="auto" w:sz="4" w:space="0"/>
-            <w:insideH w:val="single" w:color="auto" w:sz="4" w:space="0"/>
-            <w:insideV w:val="single" w:color="auto" w:sz="4" w:space="0"/>
-          </w:tblBorders>
-          <w:tblCellMar>
-            <w:top w:w="0" w:type="dxa"/>
-            <w:left w:w="108" w:type="dxa"/>
-            <w:bottom w:w="0" w:type="dxa"/>
-            <w:right w:w="108" w:type="dxa"/>
-          </w:tblCellMar>
-        </w:tblPrEx>
         <w:trPr>
           <w:cantSplit/>
         </w:trPr>
@@ -1469,29 +1054,12 @@
           <w:p>
             <w:pPr>
               <w:jc w:val="center"/>
-              <w:rPr>
-                <w:rFonts w:hint="eastAsia"/>
-              </w:rPr>
-            </w:pPr>
-            <w:r>
-              <w:rPr>
-                <w:rFonts w:ascii="Times New Roman" w:hAnsi="Times New Roman" w:eastAsia="宋体"/>
-                <w:sz w:val="21"/>
-              </w:rPr>
+            </w:pPr>
+            <w:r>
               <w:t>备注</w:t>
             </w:r>
             <w:r>
-              <w:rPr>
-                <w:rFonts w:ascii="Times New Roman" w:hAnsi="Times New Roman" w:eastAsia="宋体"/>
-                <w:sz w:val="21"/>
-              </w:rPr>
-              <w:br w:type="textWrapping"/>
-            </w:r>
-            <w:r>
-              <w:rPr>
-                <w:rFonts w:ascii="Times New Roman" w:hAnsi="Times New Roman" w:eastAsia="宋体"/>
-                <w:sz w:val="21"/>
-              </w:rPr>
+              <w:br/>
               <w:t>Remarks</w:t>
             </w:r>
           </w:p>
@@ -1505,15 +1073,8 @@
           <w:p>
             <w:pPr>
               <w:jc w:val="center"/>
-              <w:rPr>
-                <w:rFonts w:hint="eastAsia"/>
-              </w:rPr>
-            </w:pPr>
-            <w:r>
-              <w:rPr>
-                <w:rFonts w:ascii="Times New Roman" w:hAnsi="Times New Roman" w:eastAsia="宋体"/>
-                <w:sz w:val="21"/>
-              </w:rPr>
+            </w:pPr>
+            <w:r>
               <w:t>None</w:t>
             </w:r>
           </w:p>
@@ -1523,26 +1084,10 @@
     <w:p/>
     <w:tbl>
       <w:tblPr>
-        <w:tblStyle w:val="8"/>
         <w:tblpPr w:leftFromText="180" w:rightFromText="180" w:vertAnchor="text" w:horzAnchor="page" w:tblpX="1779" w:tblpY="131"/>
         <w:tblOverlap w:val="never"/>
         <w:tblW w:w="0" w:type="auto"/>
-        <w:tblInd w:w="0" w:type="dxa"/>
-        <w:tblBorders>
-          <w:top w:val="none" w:color="auto" w:sz="0" w:space="0"/>
-          <w:left w:val="none" w:color="auto" w:sz="0" w:space="0"/>
-          <w:bottom w:val="none" w:color="auto" w:sz="0" w:space="0"/>
-          <w:right w:val="none" w:color="auto" w:sz="0" w:space="0"/>
-          <w:insideH w:val="none" w:color="auto" w:sz="0" w:space="0"/>
-          <w:insideV w:val="none" w:color="auto" w:sz="0" w:space="0"/>
-        </w:tblBorders>
-        <w:tblLayout w:type="autofit"/>
-        <w:tblCellMar>
-          <w:top w:w="0" w:type="dxa"/>
-          <w:left w:w="108" w:type="dxa"/>
-          <w:bottom w:w="0" w:type="dxa"/>
-          <w:right w:w="108" w:type="dxa"/>
-        </w:tblCellMar>
+        <w:tblLook w:val="04A0" w:firstRow="1" w:lastRow="0" w:firstColumn="1" w:lastColumn="0" w:noHBand="0" w:noVBand="1"/>
       </w:tblPr>
       <w:tblGrid>
         <w:gridCol w:w="1661"/>
@@ -1552,22 +1097,6 @@
         <w:gridCol w:w="1661"/>
       </w:tblGrid>
       <w:tr>
-        <w:tblPrEx>
-          <w:tblBorders>
-            <w:top w:val="none" w:color="auto" w:sz="0" w:space="0"/>
-            <w:left w:val="none" w:color="auto" w:sz="0" w:space="0"/>
-            <w:bottom w:val="none" w:color="auto" w:sz="0" w:space="0"/>
-            <w:right w:val="none" w:color="auto" w:sz="0" w:space="0"/>
-            <w:insideH w:val="none" w:color="auto" w:sz="0" w:space="0"/>
-            <w:insideV w:val="none" w:color="auto" w:sz="0" w:space="0"/>
-          </w:tblBorders>
-          <w:tblCellMar>
-            <w:top w:w="0" w:type="dxa"/>
-            <w:left w:w="108" w:type="dxa"/>
-            <w:bottom w:w="0" w:type="dxa"/>
-            <w:right w:w="108" w:type="dxa"/>
-          </w:tblCellMar>
-        </w:tblPrEx>
         <w:tc>
           <w:tcPr>
             <w:tcW w:w="1661" w:type="dxa"/>
@@ -1578,10 +1107,10 @@
               <w:jc w:val="left"/>
             </w:pPr>
             <w:r>
-              <w:rPr>
-                <w:sz w:val="21"/>
-              </w:rPr>
-              <w:t>检测人:</w:t>
+              <w:t>检测人</w:t>
+            </w:r>
+            <w:r>
+              <w:t>:</w:t>
             </w:r>
           </w:p>
         </w:tc>
@@ -1596,8 +1125,11 @@
               <w:jc w:val="center"/>
             </w:pPr>
             <w:r>
+              <w:rPr>
+                <w:noProof/>
+              </w:rPr>
               <w:drawing>
-                <wp:inline distT="0" distB="0" distL="114300" distR="114300">
+                <wp:inline distT="0" distB="0" distL="114300" distR="114300" wp14:anchorId="7396849A" wp14:editId="706A02E6">
                   <wp:extent cx="731520" cy="481330"/>
                   <wp:effectExtent l="0" t="0" r="11430" b="13970"/>
                   <wp:docPr id="1" name="Picture 1"/>
@@ -1614,7 +1146,7 @@
                           </pic:cNvPicPr>
                         </pic:nvPicPr>
                         <pic:blipFill>
-                          <a:blip r:embed="rId6"/>
+                          <a:blip r:embed="rId7"/>
                           <a:stretch>
                             <a:fillRect/>
                           </a:stretch>
@@ -1646,10 +1178,10 @@
               <w:jc w:val="left"/>
             </w:pPr>
             <w:r>
-              <w:rPr>
-                <w:sz w:val="21"/>
-              </w:rPr>
-              <w:t>审核:</w:t>
+              <w:t>审核</w:t>
+            </w:r>
+            <w:r>
+              <w:t>:</w:t>
             </w:r>
           </w:p>
         </w:tc>
@@ -1664,8 +1196,11 @@
               <w:jc w:val="center"/>
             </w:pPr>
             <w:r>
+              <w:rPr>
+                <w:noProof/>
+              </w:rPr>
               <w:drawing>
-                <wp:inline distT="0" distB="0" distL="114300" distR="114300">
+                <wp:inline distT="0" distB="0" distL="114300" distR="114300" wp14:anchorId="2DFE349B" wp14:editId="0C34EC50">
                   <wp:extent cx="731520" cy="365760"/>
                   <wp:effectExtent l="0" t="0" r="11430" b="15240"/>
                   <wp:docPr id="2" name="Picture 2"/>
@@ -1682,7 +1217,7 @@
                           </pic:cNvPicPr>
                         </pic:nvPicPr>
                         <pic:blipFill>
-                          <a:blip r:embed="rId7"/>
+                          <a:blip r:embed="rId8"/>
                           <a:stretch>
                             <a:fillRect/>
                           </a:stretch>
@@ -1714,44 +1249,24 @@
               <w:jc w:val="left"/>
             </w:pPr>
             <w:r>
-              <w:rPr>
-                <w:sz w:val="21"/>
-              </w:rPr>
-              <w:t>盖章:</w:t>
+              <w:t>盖章</w:t>
+            </w:r>
+            <w:r>
+              <w:t>:</w:t>
             </w:r>
           </w:p>
         </w:tc>
       </w:tr>
       <w:tr>
-        <w:tblPrEx>
-          <w:tblBorders>
-            <w:top w:val="none" w:color="auto" w:sz="0" w:space="0"/>
-            <w:left w:val="none" w:color="auto" w:sz="0" w:space="0"/>
-            <w:bottom w:val="none" w:color="auto" w:sz="0" w:space="0"/>
-            <w:right w:val="none" w:color="auto" w:sz="0" w:space="0"/>
-            <w:insideH w:val="none" w:color="auto" w:sz="0" w:space="0"/>
-            <w:insideV w:val="none" w:color="auto" w:sz="0" w:space="0"/>
-          </w:tblBorders>
-          <w:tblCellMar>
-            <w:top w:w="0" w:type="dxa"/>
-            <w:left w:w="108" w:type="dxa"/>
-            <w:bottom w:w="0" w:type="dxa"/>
-            <w:right w:w="108" w:type="dxa"/>
-          </w:tblCellMar>
-        </w:tblPrEx>
         <w:tc>
           <w:tcPr>
             <w:tcW w:w="1661" w:type="dxa"/>
-            <w:vAlign w:val="top"/>
           </w:tcPr>
           <w:p>
             <w:pPr>
               <w:jc w:val="left"/>
             </w:pPr>
             <w:r>
-              <w:rPr>
-                <w:sz w:val="21"/>
-              </w:rPr>
               <w:t>Analyst Checker</w:t>
             </w:r>
           </w:p>
@@ -1759,23 +1274,19 @@
         <w:tc>
           <w:tcPr>
             <w:tcW w:w="1661" w:type="dxa"/>
-            <w:vMerge w:val="continue"/>
+            <w:vMerge/>
           </w:tcPr>
           <w:p/>
         </w:tc>
         <w:tc>
           <w:tcPr>
             <w:tcW w:w="1661" w:type="dxa"/>
-            <w:vAlign w:val="top"/>
           </w:tcPr>
           <w:p>
             <w:pPr>
               <w:jc w:val="left"/>
             </w:pPr>
             <w:r>
-              <w:rPr>
-                <w:sz w:val="21"/>
-              </w:rPr>
               <w:t>Checker</w:t>
             </w:r>
           </w:p>
@@ -1783,23 +1294,19 @@
         <w:tc>
           <w:tcPr>
             <w:tcW w:w="1661" w:type="dxa"/>
-            <w:vMerge w:val="continue"/>
+            <w:vMerge/>
           </w:tcPr>
           <w:p/>
         </w:tc>
         <w:tc>
           <w:tcPr>
             <w:tcW w:w="1661" w:type="dxa"/>
-            <w:vAlign w:val="top"/>
           </w:tcPr>
           <w:p>
             <w:pPr>
               <w:jc w:val="left"/>
             </w:pPr>
             <w:r>
-              <w:rPr>
-                <w:sz w:val="21"/>
-              </w:rPr>
               <w:t>Official Seal</w:t>
             </w:r>
           </w:p>
@@ -1807,29 +1314,61 @@
       </w:tr>
     </w:tbl>
     <w:p/>
-    <w:p/>
     <w:sectPr>
-      <w:headerReference r:id="rId3" w:type="default"/>
-      <w:footerReference r:id="rId4" w:type="default"/>
+      <w:headerReference w:type="even" r:id="rId9"/>
+      <w:headerReference w:type="default" r:id="rId10"/>
+      <w:footerReference w:type="even" r:id="rId11"/>
+      <w:footerReference w:type="default" r:id="rId12"/>
+      <w:headerReference w:type="first" r:id="rId13"/>
+      <w:footerReference w:type="first" r:id="rId14"/>
       <w:pgSz w:w="11906" w:h="16838"/>
       <w:pgMar w:top="1157" w:right="1349" w:bottom="1157" w:left="1349" w:header="851" w:footer="992" w:gutter="0"/>
-      <w:cols w:space="720" w:num="1"/>
-      <w:docGrid w:type="lines" w:linePitch="312" w:charSpace="0"/>
+      <w:cols w:space="720"/>
+      <w:docGrid w:type="lines" w:linePitch="312"/>
     </w:sectPr>
   </w:body>
 </w:document>
 </file>
 
+<file path=word/endnotes.xml><?xml version="1.0" encoding="utf-8"?>
+<w:endnotes xmlns:wpc="http://schemas.microsoft.com/office/word/2010/wordprocessingCanvas" xmlns:cx="http://schemas.microsoft.com/office/drawing/2014/chartex" xmlns:cx1="http://schemas.microsoft.com/office/drawing/2015/9/8/chartex" xmlns:cx2="http://schemas.microsoft.com/office/drawing/2015/10/21/chartex" xmlns:cx3="http://schemas.microsoft.com/office/drawing/2016/5/9/chartex" xmlns:cx4="http://schemas.microsoft.com/office/drawing/2016/5/10/chartex" xmlns:cx5="http://schemas.microsoft.com/office/drawing/2016/5/11/chartex" xmlns:cx6="http://schemas.microsoft.com/office/drawing/2016/5/12/chartex" xmlns:cx7="http://schemas.microsoft.com/office/drawing/2016/5/13/chartex" xmlns:cx8="http://schemas.microsoft.com/office/drawing/2016/5/14/chartex" xmlns:mc="http://schemas.openxmlformats.org/markup-compatibility/2006" xmlns:aink="http://schemas.microsoft.com/office/drawing/2016/ink" xmlns:am3d="http://schemas.microsoft.com/office/drawing/2017/model3d" xmlns:o="urn:schemas-microsoft-com:office:office" xmlns:oel="http://schemas.microsoft.com/office/2019/extlst" xmlns:r="http://schemas.openxmlformats.org/officeDocument/2006/relationships" xmlns:m="http://schemas.openxmlformats.org/officeDocument/2006/math" xmlns:v="urn:schemas-microsoft-com:vml" xmlns:wp14="http://schemas.microsoft.com/office/word/2010/wordprocessingDrawing" xmlns:wp="http://schemas.openxmlformats.org/drawingml/2006/wordprocessingDrawing" xmlns:w10="urn:schemas-microsoft-com:office:word" xmlns:w="http://schemas.openxmlformats.org/wordprocessingml/2006/main" xmlns:w14="http://schemas.microsoft.com/office/word/2010/wordml" xmlns:w15="http://schemas.microsoft.com/office/word/2012/wordml" xmlns:w16cex="http://schemas.microsoft.com/office/word/2018/wordml/cex" xmlns:w16cid="http://schemas.microsoft.com/office/word/2016/wordml/cid" xmlns:w16="http://schemas.microsoft.com/office/word/2018/wordml" xmlns:w16du="http://schemas.microsoft.com/office/word/2023/wordml/word16du" xmlns:w16sdtdh="http://schemas.microsoft.com/office/word/2020/wordml/sdtdatahash" xmlns:w16sdtfl="http://schemas.microsoft.com/office/word/2024/wordml/sdtformatlock" xmlns:w16se="http://schemas.microsoft.com/office/word/2015/wordml/symex" xmlns:wpg="http://schemas.microsoft.com/office/word/2010/wordprocessingGroup" xmlns:wpi="http://schemas.microsoft.com/office/word/2010/wordprocessingInk" xmlns:wne="http://schemas.microsoft.com/office/word/2006/wordml" xmlns:wps="http://schemas.microsoft.com/office/word/2010/wordprocessingShape" mc:Ignorable="w14 w15 w16se w16cid w16 w16cex w16sdtdh w16sdtfl w16du wp14">
+  <w:endnote w:type="separator" w:id="-1">
+    <w:p>
+      <w:r>
+        <w:separator/>
+      </w:r>
+    </w:p>
+  </w:endnote>
+  <w:endnote w:type="continuationSeparator" w:id="0">
+    <w:p>
+      <w:r>
+        <w:continuationSeparator/>
+      </w:r>
+    </w:p>
+  </w:endnote>
+</w:endnotes>
+</file>
+
 <file path=word/footer1.xml><?xml version="1.0" encoding="utf-8"?>
-<w:ftr xmlns:wpc="http://schemas.microsoft.com/office/word/2010/wordprocessingCanvas" xmlns:mc="http://schemas.openxmlformats.org/markup-compatibility/2006" xmlns:o="urn:schemas-microsoft-com:office:office" xmlns:r="http://schemas.openxmlformats.org/officeDocument/2006/relationships" xmlns:m="http://schemas.openxmlformats.org/officeDocument/2006/math" xmlns:v="urn:schemas-microsoft-com:vml" xmlns:wp14="http://schemas.microsoft.com/office/word/2010/wordprocessingDrawing" xmlns:wp="http://schemas.openxmlformats.org/drawingml/2006/wordprocessingDrawing" xmlns:w10="urn:schemas-microsoft-com:office:word" xmlns:w="http://schemas.openxmlformats.org/wordprocessingml/2006/main" xmlns:w14="http://schemas.microsoft.com/office/word/2010/wordml" xmlns:w15="http://schemas.microsoft.com/office/word/2012/wordml" xmlns:wpg="http://schemas.microsoft.com/office/word/2010/wordprocessingGroup" xmlns:wpi="http://schemas.microsoft.com/office/word/2010/wordprocessingInk" xmlns:wne="http://schemas.microsoft.com/office/word/2006/wordml" xmlns:wps="http://schemas.microsoft.com/office/word/2010/wordprocessingShape" xmlns:wpsCustomData="http://www.wps.cn/officeDocument/2013/wpsCustomData" mc:Ignorable="w14 w15 wp14">
+<w:ftr xmlns:wpc="http://schemas.microsoft.com/office/word/2010/wordprocessingCanvas" xmlns:cx="http://schemas.microsoft.com/office/drawing/2014/chartex" xmlns:cx1="http://schemas.microsoft.com/office/drawing/2015/9/8/chartex" xmlns:cx2="http://schemas.microsoft.com/office/drawing/2015/10/21/chartex" xmlns:cx3="http://schemas.microsoft.com/office/drawing/2016/5/9/chartex" xmlns:cx4="http://schemas.microsoft.com/office/drawing/2016/5/10/chartex" xmlns:cx5="http://schemas.microsoft.com/office/drawing/2016/5/11/chartex" xmlns:cx6="http://schemas.microsoft.com/office/drawing/2016/5/12/chartex" xmlns:cx7="http://schemas.microsoft.com/office/drawing/2016/5/13/chartex" xmlns:cx8="http://schemas.microsoft.com/office/drawing/2016/5/14/chartex" xmlns:mc="http://schemas.openxmlformats.org/markup-compatibility/2006" xmlns:aink="http://schemas.microsoft.com/office/drawing/2016/ink" xmlns:am3d="http://schemas.microsoft.com/office/drawing/2017/model3d" xmlns:o="urn:schemas-microsoft-com:office:office" xmlns:oel="http://schemas.microsoft.com/office/2019/extlst" xmlns:r="http://schemas.openxmlformats.org/officeDocument/2006/relationships" xmlns:m="http://schemas.openxmlformats.org/officeDocument/2006/math" xmlns:v="urn:schemas-microsoft-com:vml" xmlns:wp14="http://schemas.microsoft.com/office/word/2010/wordprocessingDrawing" xmlns:wp="http://schemas.openxmlformats.org/drawingml/2006/wordprocessingDrawing" xmlns:w10="urn:schemas-microsoft-com:office:word" xmlns:w="http://schemas.openxmlformats.org/wordprocessingml/2006/main" xmlns:w14="http://schemas.microsoft.com/office/word/2010/wordml" xmlns:w15="http://schemas.microsoft.com/office/word/2012/wordml" xmlns:w16cex="http://schemas.microsoft.com/office/word/2018/wordml/cex" xmlns:w16cid="http://schemas.microsoft.com/office/word/2016/wordml/cid" xmlns:w16="http://schemas.microsoft.com/office/word/2018/wordml" xmlns:w16du="http://schemas.microsoft.com/office/word/2023/wordml/word16du" xmlns:w16sdtdh="http://schemas.microsoft.com/office/word/2020/wordml/sdtdatahash" xmlns:w16sdtfl="http://schemas.microsoft.com/office/word/2024/wordml/sdtformatlock" xmlns:w16se="http://schemas.microsoft.com/office/word/2015/wordml/symex" xmlns:wpg="http://schemas.microsoft.com/office/word/2010/wordprocessingGroup" xmlns:wpi="http://schemas.microsoft.com/office/word/2010/wordprocessingInk" xmlns:wne="http://schemas.microsoft.com/office/word/2006/wordml" xmlns:wps="http://schemas.microsoft.com/office/word/2010/wordprocessingShape" mc:Ignorable="w14 w15 w16se w16cid w16 w16cex w16sdtdh w16sdtfl w16du wp14">
   <w:p>
     <w:pPr>
-      <w:pStyle w:val="2"/>
+      <w:pStyle w:val="a8"/>
+    </w:pPr>
+  </w:p>
+</w:ftr>
+</file>
+
+<file path=word/footer2.xml><?xml version="1.0" encoding="utf-8"?>
+<w:ftr xmlns:wpc="http://schemas.microsoft.com/office/word/2010/wordprocessingCanvas" xmlns:cx="http://schemas.microsoft.com/office/drawing/2014/chartex" xmlns:cx1="http://schemas.microsoft.com/office/drawing/2015/9/8/chartex" xmlns:cx2="http://schemas.microsoft.com/office/drawing/2015/10/21/chartex" xmlns:cx3="http://schemas.microsoft.com/office/drawing/2016/5/9/chartex" xmlns:cx4="http://schemas.microsoft.com/office/drawing/2016/5/10/chartex" xmlns:cx5="http://schemas.microsoft.com/office/drawing/2016/5/11/chartex" xmlns:cx6="http://schemas.microsoft.com/office/drawing/2016/5/12/chartex" xmlns:cx7="http://schemas.microsoft.com/office/drawing/2016/5/13/chartex" xmlns:cx8="http://schemas.microsoft.com/office/drawing/2016/5/14/chartex" xmlns:mc="http://schemas.openxmlformats.org/markup-compatibility/2006" xmlns:aink="http://schemas.microsoft.com/office/drawing/2016/ink" xmlns:am3d="http://schemas.microsoft.com/office/drawing/2017/model3d" xmlns:o="urn:schemas-microsoft-com:office:office" xmlns:oel="http://schemas.microsoft.com/office/2019/extlst" xmlns:r="http://schemas.openxmlformats.org/officeDocument/2006/relationships" xmlns:m="http://schemas.openxmlformats.org/officeDocument/2006/math" xmlns:v="urn:schemas-microsoft-com:vml" xmlns:wp14="http://schemas.microsoft.com/office/word/2010/wordprocessingDrawing" xmlns:wp="http://schemas.openxmlformats.org/drawingml/2006/wordprocessingDrawing" xmlns:w10="urn:schemas-microsoft-com:office:word" xmlns:w="http://schemas.openxmlformats.org/wordprocessingml/2006/main" xmlns:w14="http://schemas.microsoft.com/office/word/2010/wordml" xmlns:w15="http://schemas.microsoft.com/office/word/2012/wordml" xmlns:w16cex="http://schemas.microsoft.com/office/word/2018/wordml/cex" xmlns:w16cid="http://schemas.microsoft.com/office/word/2016/wordml/cid" xmlns:w16="http://schemas.microsoft.com/office/word/2018/wordml" xmlns:w16du="http://schemas.microsoft.com/office/word/2023/wordml/word16du" xmlns:w16sdtdh="http://schemas.microsoft.com/office/word/2020/wordml/sdtdatahash" xmlns:w16sdtfl="http://schemas.microsoft.com/office/word/2024/wordml/sdtformatlock" xmlns:w16se="http://schemas.microsoft.com/office/word/2015/wordml/symex" xmlns:wpg="http://schemas.microsoft.com/office/word/2010/wordprocessingGroup" xmlns:wpi="http://schemas.microsoft.com/office/word/2010/wordprocessingInk" xmlns:wne="http://schemas.microsoft.com/office/word/2006/wordml" xmlns:wps="http://schemas.microsoft.com/office/word/2010/wordprocessingShape" mc:Ignorable="w14 w15 w16se w16cid w16 w16cex w16sdtdh w16sdtfl w16du wp14">
+  <w:p>
+    <w:pPr>
+      <w:pStyle w:val="a3"/>
       <w:tabs>
         <w:tab w:val="left" w:pos="623"/>
       </w:tabs>
       <w:spacing w:line="280" w:lineRule="exact"/>
-      <w:ind w:right="2147" w:firstLine="219" w:firstLineChars="115"/>
+      <w:ind w:right="2147" w:firstLineChars="115" w:firstLine="173"/>
       <w:rPr>
         <w:rFonts w:hint="eastAsia"/>
         <w:b/>
@@ -1841,21 +1380,22 @@
     <w:r>
       <w:rPr>
         <w:b/>
+        <w:noProof/>
         <w:spacing w:val="20"/>
         <w:sz w:val="15"/>
         <w:szCs w:val="15"/>
-        <w:lang w:val="en-US" w:eastAsia="zh-CN"/>
+        <w:lang w:val="en-US"/>
       </w:rPr>
       <w:drawing>
-        <wp:anchor distT="0" distB="0" distL="114300" distR="114300" simplePos="0" relativeHeight="251660288" behindDoc="0" locked="0" layoutInCell="1" allowOverlap="1">
+        <wp:anchor distT="0" distB="0" distL="114300" distR="114300" simplePos="0" relativeHeight="251658752" behindDoc="0" locked="0" layoutInCell="1" allowOverlap="1" wp14:anchorId="623B120F" wp14:editId="0FA9E002">
           <wp:simplePos x="0" y="0"/>
-          <wp:positionH relativeFrom="column">
-            <wp:posOffset>-323215</wp:posOffset>
+          <wp:positionH relativeFrom="margin">
+            <wp:align>left</wp:align>
           </wp:positionH>
           <wp:positionV relativeFrom="paragraph">
-            <wp:posOffset>-137160</wp:posOffset>
+            <wp:posOffset>12382</wp:posOffset>
           </wp:positionV>
-          <wp:extent cx="5886450" cy="588010"/>
+          <wp:extent cx="5772150" cy="533400"/>
           <wp:effectExtent l="0" t="0" r="0" b="0"/>
           <wp:wrapNone/>
           <wp:docPr id="14" name="图片 2"/>
@@ -1887,7 +1427,7 @@
                 <pic:spPr>
                   <a:xfrm>
                     <a:off x="0" y="0"/>
-                    <a:ext cx="5886450" cy="588010"/>
+                    <a:ext cx="5825716" cy="538350"/>
                   </a:xfrm>
                   <a:prstGeom prst="rect">
                     <a:avLst/>
@@ -1900,6 +1440,12 @@
               </pic:pic>
             </a:graphicData>
           </a:graphic>
+          <wp14:sizeRelH relativeFrom="margin">
+            <wp14:pctWidth>0</wp14:pctWidth>
+          </wp14:sizeRelH>
+          <wp14:sizeRelV relativeFrom="margin">
+            <wp14:pctHeight>0</wp14:pctHeight>
+          </wp14:sizeRelV>
         </wp:anchor>
       </w:drawing>
     </w:r>
@@ -1907,13 +1453,52 @@
 </w:ftr>
 </file>
 
+<file path=word/footer3.xml><?xml version="1.0" encoding="utf-8"?>
+<w:ftr xmlns:wpc="http://schemas.microsoft.com/office/word/2010/wordprocessingCanvas" xmlns:cx="http://schemas.microsoft.com/office/drawing/2014/chartex" xmlns:cx1="http://schemas.microsoft.com/office/drawing/2015/9/8/chartex" xmlns:cx2="http://schemas.microsoft.com/office/drawing/2015/10/21/chartex" xmlns:cx3="http://schemas.microsoft.com/office/drawing/2016/5/9/chartex" xmlns:cx4="http://schemas.microsoft.com/office/drawing/2016/5/10/chartex" xmlns:cx5="http://schemas.microsoft.com/office/drawing/2016/5/11/chartex" xmlns:cx6="http://schemas.microsoft.com/office/drawing/2016/5/12/chartex" xmlns:cx7="http://schemas.microsoft.com/office/drawing/2016/5/13/chartex" xmlns:cx8="http://schemas.microsoft.com/office/drawing/2016/5/14/chartex" xmlns:mc="http://schemas.openxmlformats.org/markup-compatibility/2006" xmlns:aink="http://schemas.microsoft.com/office/drawing/2016/ink" xmlns:am3d="http://schemas.microsoft.com/office/drawing/2017/model3d" xmlns:o="urn:schemas-microsoft-com:office:office" xmlns:oel="http://schemas.microsoft.com/office/2019/extlst" xmlns:r="http://schemas.openxmlformats.org/officeDocument/2006/relationships" xmlns:m="http://schemas.openxmlformats.org/officeDocument/2006/math" xmlns:v="urn:schemas-microsoft-com:vml" xmlns:wp14="http://schemas.microsoft.com/office/word/2010/wordprocessingDrawing" xmlns:wp="http://schemas.openxmlformats.org/drawingml/2006/wordprocessingDrawing" xmlns:w10="urn:schemas-microsoft-com:office:word" xmlns:w="http://schemas.openxmlformats.org/wordprocessingml/2006/main" xmlns:w14="http://schemas.microsoft.com/office/word/2010/wordml" xmlns:w15="http://schemas.microsoft.com/office/word/2012/wordml" xmlns:w16cex="http://schemas.microsoft.com/office/word/2018/wordml/cex" xmlns:w16cid="http://schemas.microsoft.com/office/word/2016/wordml/cid" xmlns:w16="http://schemas.microsoft.com/office/word/2018/wordml" xmlns:w16du="http://schemas.microsoft.com/office/word/2023/wordml/word16du" xmlns:w16sdtdh="http://schemas.microsoft.com/office/word/2020/wordml/sdtdatahash" xmlns:w16sdtfl="http://schemas.microsoft.com/office/word/2024/wordml/sdtformatlock" xmlns:w16se="http://schemas.microsoft.com/office/word/2015/wordml/symex" xmlns:wpg="http://schemas.microsoft.com/office/word/2010/wordprocessingGroup" xmlns:wpi="http://schemas.microsoft.com/office/word/2010/wordprocessingInk" xmlns:wne="http://schemas.microsoft.com/office/word/2006/wordml" xmlns:wps="http://schemas.microsoft.com/office/word/2010/wordprocessingShape" mc:Ignorable="w14 w15 w16se w16cid w16 w16cex w16sdtdh w16sdtfl w16du wp14">
+  <w:p>
+    <w:pPr>
+      <w:pStyle w:val="a8"/>
+    </w:pPr>
+  </w:p>
+</w:ftr>
+</file>
+
+<file path=word/footnotes.xml><?xml version="1.0" encoding="utf-8"?>
+<w:footnotes xmlns:wpc="http://schemas.microsoft.com/office/word/2010/wordprocessingCanvas" xmlns:cx="http://schemas.microsoft.com/office/drawing/2014/chartex" xmlns:cx1="http://schemas.microsoft.com/office/drawing/2015/9/8/chartex" xmlns:cx2="http://schemas.microsoft.com/office/drawing/2015/10/21/chartex" xmlns:cx3="http://schemas.microsoft.com/office/drawing/2016/5/9/chartex" xmlns:cx4="http://schemas.microsoft.com/office/drawing/2016/5/10/chartex" xmlns:cx5="http://schemas.microsoft.com/office/drawing/2016/5/11/chartex" xmlns:cx6="http://schemas.microsoft.com/office/drawing/2016/5/12/chartex" xmlns:cx7="http://schemas.microsoft.com/office/drawing/2016/5/13/chartex" xmlns:cx8="http://schemas.microsoft.com/office/drawing/2016/5/14/chartex" xmlns:mc="http://schemas.openxmlformats.org/markup-compatibility/2006" xmlns:aink="http://schemas.microsoft.com/office/drawing/2016/ink" xmlns:am3d="http://schemas.microsoft.com/office/drawing/2017/model3d" xmlns:o="urn:schemas-microsoft-com:office:office" xmlns:oel="http://schemas.microsoft.com/office/2019/extlst" xmlns:r="http://schemas.openxmlformats.org/officeDocument/2006/relationships" xmlns:m="http://schemas.openxmlformats.org/officeDocument/2006/math" xmlns:v="urn:schemas-microsoft-com:vml" xmlns:wp14="http://schemas.microsoft.com/office/word/2010/wordprocessingDrawing" xmlns:wp="http://schemas.openxmlformats.org/drawingml/2006/wordprocessingDrawing" xmlns:w10="urn:schemas-microsoft-com:office:word" xmlns:w="http://schemas.openxmlformats.org/wordprocessingml/2006/main" xmlns:w14="http://schemas.microsoft.com/office/word/2010/wordml" xmlns:w15="http://schemas.microsoft.com/office/word/2012/wordml" xmlns:w16cex="http://schemas.microsoft.com/office/word/2018/wordml/cex" xmlns:w16cid="http://schemas.microsoft.com/office/word/2016/wordml/cid" xmlns:w16="http://schemas.microsoft.com/office/word/2018/wordml" xmlns:w16du="http://schemas.microsoft.com/office/word/2023/wordml/word16du" xmlns:w16sdtdh="http://schemas.microsoft.com/office/word/2020/wordml/sdtdatahash" xmlns:w16sdtfl="http://schemas.microsoft.com/office/word/2024/wordml/sdtformatlock" xmlns:w16se="http://schemas.microsoft.com/office/word/2015/wordml/symex" xmlns:wpg="http://schemas.microsoft.com/office/word/2010/wordprocessingGroup" xmlns:wpi="http://schemas.microsoft.com/office/word/2010/wordprocessingInk" xmlns:wne="http://schemas.microsoft.com/office/word/2006/wordml" xmlns:wps="http://schemas.microsoft.com/office/word/2010/wordprocessingShape" mc:Ignorable="w14 w15 w16se w16cid w16 w16cex w16sdtdh w16sdtfl w16du wp14">
+  <w:footnote w:type="separator" w:id="-1">
+    <w:p>
+      <w:r>
+        <w:separator/>
+      </w:r>
+    </w:p>
+  </w:footnote>
+  <w:footnote w:type="continuationSeparator" w:id="0">
+    <w:p>
+      <w:r>
+        <w:continuationSeparator/>
+      </w:r>
+    </w:p>
+  </w:footnote>
+</w:footnotes>
+</file>
+
 <file path=word/header1.xml><?xml version="1.0" encoding="utf-8"?>
-<w:hdr xmlns:wpc="http://schemas.microsoft.com/office/word/2010/wordprocessingCanvas" xmlns:mc="http://schemas.openxmlformats.org/markup-compatibility/2006" xmlns:o="urn:schemas-microsoft-com:office:office" xmlns:r="http://schemas.openxmlformats.org/officeDocument/2006/relationships" xmlns:m="http://schemas.openxmlformats.org/officeDocument/2006/math" xmlns:v="urn:schemas-microsoft-com:vml" xmlns:wp14="http://schemas.microsoft.com/office/word/2010/wordprocessingDrawing" xmlns:wp="http://schemas.openxmlformats.org/drawingml/2006/wordprocessingDrawing" xmlns:w10="urn:schemas-microsoft-com:office:word" xmlns:w="http://schemas.openxmlformats.org/wordprocessingml/2006/main" xmlns:w14="http://schemas.microsoft.com/office/word/2010/wordml" xmlns:w15="http://schemas.microsoft.com/office/word/2012/wordml" xmlns:wpg="http://schemas.microsoft.com/office/word/2010/wordprocessingGroup" xmlns:wpi="http://schemas.microsoft.com/office/word/2010/wordprocessingInk" xmlns:wne="http://schemas.microsoft.com/office/word/2006/wordml" xmlns:wps="http://schemas.microsoft.com/office/word/2010/wordprocessingShape" xmlns:wpsCustomData="http://www.wps.cn/officeDocument/2013/wpsCustomData" mc:Ignorable="w14 w15 wp14">
+<w:hdr xmlns:wpc="http://schemas.microsoft.com/office/word/2010/wordprocessingCanvas" xmlns:cx="http://schemas.microsoft.com/office/drawing/2014/chartex" xmlns:cx1="http://schemas.microsoft.com/office/drawing/2015/9/8/chartex" xmlns:cx2="http://schemas.microsoft.com/office/drawing/2015/10/21/chartex" xmlns:cx3="http://schemas.microsoft.com/office/drawing/2016/5/9/chartex" xmlns:cx4="http://schemas.microsoft.com/office/drawing/2016/5/10/chartex" xmlns:cx5="http://schemas.microsoft.com/office/drawing/2016/5/11/chartex" xmlns:cx6="http://schemas.microsoft.com/office/drawing/2016/5/12/chartex" xmlns:cx7="http://schemas.microsoft.com/office/drawing/2016/5/13/chartex" xmlns:cx8="http://schemas.microsoft.com/office/drawing/2016/5/14/chartex" xmlns:mc="http://schemas.openxmlformats.org/markup-compatibility/2006" xmlns:aink="http://schemas.microsoft.com/office/drawing/2016/ink" xmlns:am3d="http://schemas.microsoft.com/office/drawing/2017/model3d" xmlns:o="urn:schemas-microsoft-com:office:office" xmlns:oel="http://schemas.microsoft.com/office/2019/extlst" xmlns:r="http://schemas.openxmlformats.org/officeDocument/2006/relationships" xmlns:m="http://schemas.openxmlformats.org/officeDocument/2006/math" xmlns:v="urn:schemas-microsoft-com:vml" xmlns:wp14="http://schemas.microsoft.com/office/word/2010/wordprocessingDrawing" xmlns:wp="http://schemas.openxmlformats.org/drawingml/2006/wordprocessingDrawing" xmlns:w10="urn:schemas-microsoft-com:office:word" xmlns:w="http://schemas.openxmlformats.org/wordprocessingml/2006/main" xmlns:w14="http://schemas.microsoft.com/office/word/2010/wordml" xmlns:w15="http://schemas.microsoft.com/office/word/2012/wordml" xmlns:w16cex="http://schemas.microsoft.com/office/word/2018/wordml/cex" xmlns:w16cid="http://schemas.microsoft.com/office/word/2016/wordml/cid" xmlns:w16="http://schemas.microsoft.com/office/word/2018/wordml" xmlns:w16du="http://schemas.microsoft.com/office/word/2023/wordml/word16du" xmlns:w16sdtdh="http://schemas.microsoft.com/office/word/2020/wordml/sdtdatahash" xmlns:w16sdtfl="http://schemas.microsoft.com/office/word/2024/wordml/sdtformatlock" xmlns:w16se="http://schemas.microsoft.com/office/word/2015/wordml/symex" xmlns:wpg="http://schemas.microsoft.com/office/word/2010/wordprocessingGroup" xmlns:wpi="http://schemas.microsoft.com/office/word/2010/wordprocessingInk" xmlns:wne="http://schemas.microsoft.com/office/word/2006/wordml" xmlns:wps="http://schemas.microsoft.com/office/word/2010/wordprocessingShape" mc:Ignorable="w14 w15 w16se w16cid w16 w16cex w16sdtdh w16sdtfl w16du wp14">
+  <w:p>
+    <w:pPr>
+      <w:pStyle w:val="aa"/>
+    </w:pPr>
+  </w:p>
+</w:hdr>
+</file>
+
+<file path=word/header2.xml><?xml version="1.0" encoding="utf-8"?>
+<w:hdr xmlns:wpc="http://schemas.microsoft.com/office/word/2010/wordprocessingCanvas" xmlns:cx="http://schemas.microsoft.com/office/drawing/2014/chartex" xmlns:cx1="http://schemas.microsoft.com/office/drawing/2015/9/8/chartex" xmlns:cx2="http://schemas.microsoft.com/office/drawing/2015/10/21/chartex" xmlns:cx3="http://schemas.microsoft.com/office/drawing/2016/5/9/chartex" xmlns:cx4="http://schemas.microsoft.com/office/drawing/2016/5/10/chartex" xmlns:cx5="http://schemas.microsoft.com/office/drawing/2016/5/11/chartex" xmlns:cx6="http://schemas.microsoft.com/office/drawing/2016/5/12/chartex" xmlns:cx7="http://schemas.microsoft.com/office/drawing/2016/5/13/chartex" xmlns:cx8="http://schemas.microsoft.com/office/drawing/2016/5/14/chartex" xmlns:mc="http://schemas.openxmlformats.org/markup-compatibility/2006" xmlns:aink="http://schemas.microsoft.com/office/drawing/2016/ink" xmlns:am3d="http://schemas.microsoft.com/office/drawing/2017/model3d" xmlns:o="urn:schemas-microsoft-com:office:office" xmlns:oel="http://schemas.microsoft.com/office/2019/extlst" xmlns:r="http://schemas.openxmlformats.org/officeDocument/2006/relationships" xmlns:m="http://schemas.openxmlformats.org/officeDocument/2006/math" xmlns:v="urn:schemas-microsoft-com:vml" xmlns:wp14="http://schemas.microsoft.com/office/word/2010/wordprocessingDrawing" xmlns:wp="http://schemas.openxmlformats.org/drawingml/2006/wordprocessingDrawing" xmlns:w10="urn:schemas-microsoft-com:office:word" xmlns:w="http://schemas.openxmlformats.org/wordprocessingml/2006/main" xmlns:w14="http://schemas.microsoft.com/office/word/2010/wordml" xmlns:w15="http://schemas.microsoft.com/office/word/2012/wordml" xmlns:w16cex="http://schemas.microsoft.com/office/word/2018/wordml/cex" xmlns:w16cid="http://schemas.microsoft.com/office/word/2016/wordml/cid" xmlns:w16="http://schemas.microsoft.com/office/word/2018/wordml" xmlns:w16du="http://schemas.microsoft.com/office/word/2023/wordml/word16du" xmlns:w16sdtdh="http://schemas.microsoft.com/office/word/2020/wordml/sdtdatahash" xmlns:w16sdtfl="http://schemas.microsoft.com/office/word/2024/wordml/sdtformatlock" xmlns:w16se="http://schemas.microsoft.com/office/word/2015/wordml/symex" xmlns:wpg="http://schemas.microsoft.com/office/word/2010/wordprocessingGroup" xmlns:wpi="http://schemas.microsoft.com/office/word/2010/wordprocessingInk" xmlns:wne="http://schemas.microsoft.com/office/word/2006/wordml" xmlns:wps="http://schemas.microsoft.com/office/word/2010/wordprocessingShape" mc:Ignorable="w14 w15 w16se w16cid w16 w16cex w16sdtdh w16sdtfl w16du wp14">
   <w:p>
     <w:pPr>
       <w:jc w:val="center"/>
       <w:rPr>
-        <w:rFonts w:hint="eastAsia" w:ascii="宋体" w:hAnsi="宋体"/>
+        <w:rFonts w:ascii="宋体" w:hAnsi="宋体" w:hint="eastAsia"/>
         <w:b/>
         <w:spacing w:val="20"/>
         <w:sz w:val="36"/>
@@ -1922,19 +1507,19 @@
     </w:pPr>
     <w:r>
       <w:rPr>
-        <w:lang w:val="en-US" w:eastAsia="zh-CN"/>
+        <w:noProof/>
       </w:rPr>
       <w:drawing>
-        <wp:anchor distT="0" distB="0" distL="114300" distR="114300" simplePos="0" relativeHeight="251660288" behindDoc="0" locked="0" layoutInCell="1" allowOverlap="1">
+        <wp:anchor distT="0" distB="0" distL="114300" distR="114300" simplePos="0" relativeHeight="251657728" behindDoc="0" locked="0" layoutInCell="1" allowOverlap="1" wp14:anchorId="3F62D7DB" wp14:editId="5C1265BA">
           <wp:simplePos x="0" y="0"/>
           <wp:positionH relativeFrom="column">
-            <wp:posOffset>193040</wp:posOffset>
+            <wp:posOffset>191135</wp:posOffset>
           </wp:positionH>
           <wp:positionV relativeFrom="paragraph">
-            <wp:posOffset>-191135</wp:posOffset>
+            <wp:posOffset>-193040</wp:posOffset>
           </wp:positionV>
-          <wp:extent cx="741045" cy="628015"/>
-          <wp:effectExtent l="0" t="0" r="0" b="0"/>
+          <wp:extent cx="741045" cy="590550"/>
+          <wp:effectExtent l="0" t="0" r="1905" b="0"/>
           <wp:wrapSquare wrapText="bothSides"/>
           <wp:docPr id="9" name="图片 1" descr="QQ图片20180426101002"/>
           <wp:cNvGraphicFramePr>
@@ -1965,7 +1550,7 @@
                 <pic:spPr>
                   <a:xfrm>
                     <a:off x="0" y="0"/>
-                    <a:ext cx="741045" cy="628015"/>
+                    <a:ext cx="741045" cy="590550"/>
                   </a:xfrm>
                   <a:prstGeom prst="rect">
                     <a:avLst/>
@@ -1979,6 +1564,9 @@
               </pic:pic>
             </a:graphicData>
           </a:graphic>
+          <wp14:sizeRelV relativeFrom="margin">
+            <wp14:pctHeight>0</wp14:pctHeight>
+          </wp14:sizeRelV>
         </wp:anchor>
       </w:drawing>
     </w:r>
@@ -1995,6 +1583,7 @@
   </w:p>
   <w:p>
     <w:pPr>
+      <w:jc w:val="center"/>
       <w:rPr>
         <w:rFonts w:ascii="Calibri" w:hAnsi="Calibri"/>
         <w:szCs w:val="21"/>
@@ -2003,27 +1592,30 @@
     </w:pPr>
     <w:r>
       <w:rPr>
-        <w:rFonts w:hint="eastAsia"/>
-        <w:sz w:val="24"/>
+        <w:rFonts w:ascii="Calibri" w:hAnsi="Calibri"/>
+        <w:szCs w:val="21"/>
+        <w:lang w:bidi="ar"/>
       </w:rPr>
-      <w:t xml:space="preserve">                    </w:t>
+      <w:t xml:space="preserve">Guangdong </w:t>
     </w:r>
+    <w:proofErr w:type="spellStart"/>
     <w:r>
       <w:rPr>
         <w:rFonts w:ascii="Calibri" w:hAnsi="Calibri"/>
         <w:szCs w:val="21"/>
         <w:lang w:bidi="ar"/>
       </w:rPr>
-      <w:t>Guangdong D</w:t>
+      <w:t>D</w:t>
     </w:r>
     <w:r>
       <w:rPr>
-        <w:rFonts w:hint="eastAsia" w:ascii="Calibri" w:hAnsi="Calibri"/>
+        <w:rFonts w:ascii="Calibri" w:hAnsi="Calibri" w:hint="eastAsia"/>
         <w:szCs w:val="21"/>
         <w:lang w:bidi="ar"/>
       </w:rPr>
       <w:t>imei</w:t>
     </w:r>
+    <w:proofErr w:type="spellEnd"/>
     <w:r>
       <w:rPr>
         <w:rFonts w:ascii="Calibri" w:hAnsi="Calibri"/>
@@ -2035,9 +1627,9 @@
   </w:p>
   <w:p>
     <w:pPr>
-      <w:pStyle w:val="6"/>
+      <w:pStyle w:val="aa"/>
       <w:rPr>
-        <w:rFonts w:hint="eastAsia" w:ascii="宋体" w:hAnsi="宋体"/>
+        <w:rFonts w:ascii="宋体" w:hAnsi="宋体" w:hint="eastAsia"/>
         <w:spacing w:val="20"/>
         <w:sz w:val="21"/>
         <w:szCs w:val="21"/>
@@ -2045,7 +1637,7 @@
     </w:pPr>
     <w:r>
       <w:rPr>
-        <w:rFonts w:hint="eastAsia" w:ascii="宋体" w:hAnsi="宋体"/>
+        <w:rFonts w:ascii="宋体" w:hAnsi="宋体" w:hint="eastAsia"/>
         <w:spacing w:val="20"/>
         <w:sz w:val="21"/>
         <w:szCs w:val="21"/>
@@ -2054,13 +1646,14 @@
     </w:r>
     <w:r>
       <w:rPr>
+        <w:noProof/>
         <w:sz w:val="21"/>
         <w:szCs w:val="21"/>
       </w:rPr>
       <mc:AlternateContent>
         <mc:Choice Requires="wps">
           <w:drawing>
-            <wp:anchor distT="0" distB="0" distL="114300" distR="114300" simplePos="0" relativeHeight="251659264" behindDoc="0" locked="0" layoutInCell="1" allowOverlap="1">
+            <wp:anchor distT="0" distB="0" distL="114300" distR="114300" simplePos="0" relativeHeight="251656704" behindDoc="0" locked="0" layoutInCell="1" allowOverlap="1" wp14:anchorId="67E3EECD" wp14:editId="2E4D301A">
               <wp:simplePos x="0" y="0"/>
               <wp:positionH relativeFrom="margin">
                 <wp:align>center</wp:align>
@@ -2072,7 +1665,9 @@
               <wp:effectExtent l="8255" t="12700" r="14605" b="14605"/>
               <wp:wrapNone/>
               <wp:docPr id="1684042885" name="直线 4"/>
-              <wp:cNvGraphicFramePr/>
+              <wp:cNvGraphicFramePr>
+                <a:graphicFrameLocks xmlns:a="http://schemas.openxmlformats.org/drawingml/2006/main"/>
+              </wp:cNvGraphicFramePr>
               <a:graphic xmlns:a="http://schemas.openxmlformats.org/drawingml/2006/main">
                 <a:graphicData uri="http://schemas.microsoft.com/office/word/2010/wordprocessingShape">
                   <wps:wsp>
@@ -2102,7 +1697,7 @@
             </wp:anchor>
           </w:drawing>
         </mc:Choice>
-        <mc:Fallback>
+        <mc:Fallback xmlns:wpsCustomData="http://www.wps.cn/officeDocument/2013/wpsCustomData">
           <w:pict>
             <v:line id="直线 4" o:spid="_x0000_s1026" o:spt="20" style="position:absolute;left:0pt;margin-top:8.75pt;height:0.1pt;width:458.7pt;mso-position-horizontal:center;mso-position-horizontal-relative:margin;z-index:251659264;mso-width-relative:page;mso-height-relative:page;" filled="f" stroked="t" coordsize="21600,21600" o:gfxdata="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">
               <v:fill on="f" focussize="0,0"/>
@@ -2118,292 +1713,348 @@
 </w:hdr>
 </file>
 
+<file path=word/header3.xml><?xml version="1.0" encoding="utf-8"?>
+<w:hdr xmlns:wpc="http://schemas.microsoft.com/office/word/2010/wordprocessingCanvas" xmlns:cx="http://schemas.microsoft.com/office/drawing/2014/chartex" xmlns:cx1="http://schemas.microsoft.com/office/drawing/2015/9/8/chartex" xmlns:cx2="http://schemas.microsoft.com/office/drawing/2015/10/21/chartex" xmlns:cx3="http://schemas.microsoft.com/office/drawing/2016/5/9/chartex" xmlns:cx4="http://schemas.microsoft.com/office/drawing/2016/5/10/chartex" xmlns:cx5="http://schemas.microsoft.com/office/drawing/2016/5/11/chartex" xmlns:cx6="http://schemas.microsoft.com/office/drawing/2016/5/12/chartex" xmlns:cx7="http://schemas.microsoft.com/office/drawing/2016/5/13/chartex" xmlns:cx8="http://schemas.microsoft.com/office/drawing/2016/5/14/chartex" xmlns:mc="http://schemas.openxmlformats.org/markup-compatibility/2006" xmlns:aink="http://schemas.microsoft.com/office/drawing/2016/ink" xmlns:am3d="http://schemas.microsoft.com/office/drawing/2017/model3d" xmlns:o="urn:schemas-microsoft-com:office:office" xmlns:oel="http://schemas.microsoft.com/office/2019/extlst" xmlns:r="http://schemas.openxmlformats.org/officeDocument/2006/relationships" xmlns:m="http://schemas.openxmlformats.org/officeDocument/2006/math" xmlns:v="urn:schemas-microsoft-com:vml" xmlns:wp14="http://schemas.microsoft.com/office/word/2010/wordprocessingDrawing" xmlns:wp="http://schemas.openxmlformats.org/drawingml/2006/wordprocessingDrawing" xmlns:w10="urn:schemas-microsoft-com:office:word" xmlns:w="http://schemas.openxmlformats.org/wordprocessingml/2006/main" xmlns:w14="http://schemas.microsoft.com/office/word/2010/wordml" xmlns:w15="http://schemas.microsoft.com/office/word/2012/wordml" xmlns:w16cex="http://schemas.microsoft.com/office/word/2018/wordml/cex" xmlns:w16cid="http://schemas.microsoft.com/office/word/2016/wordml/cid" xmlns:w16="http://schemas.microsoft.com/office/word/2018/wordml" xmlns:w16du="http://schemas.microsoft.com/office/word/2023/wordml/word16du" xmlns:w16sdtdh="http://schemas.microsoft.com/office/word/2020/wordml/sdtdatahash" xmlns:w16sdtfl="http://schemas.microsoft.com/office/word/2024/wordml/sdtformatlock" xmlns:w16se="http://schemas.microsoft.com/office/word/2015/wordml/symex" xmlns:wpg="http://schemas.microsoft.com/office/word/2010/wordprocessingGroup" xmlns:wpi="http://schemas.microsoft.com/office/word/2010/wordprocessingInk" xmlns:wne="http://schemas.microsoft.com/office/word/2006/wordml" xmlns:wps="http://schemas.microsoft.com/office/word/2010/wordprocessingShape" mc:Ignorable="w14 w15 w16se w16cid w16 w16cex w16sdtdh w16sdtfl w16du wp14">
+  <w:p>
+    <w:pPr>
+      <w:pStyle w:val="aa"/>
+    </w:pPr>
+  </w:p>
+</w:hdr>
+</file>
+
 <file path=word/styles.xml><?xml version="1.0" encoding="utf-8"?>
-<w:styles xmlns:mc="http://schemas.openxmlformats.org/markup-compatibility/2006" xmlns:o="urn:schemas-microsoft-com:office:office" xmlns:r="http://schemas.openxmlformats.org/officeDocument/2006/relationships" xmlns:m="http://schemas.openxmlformats.org/officeDocument/2006/math" xmlns:v="urn:schemas-microsoft-com:vml" xmlns:w="http://schemas.openxmlformats.org/wordprocessingml/2006/main" xmlns:w14="http://schemas.microsoft.com/office/word/2010/wordml" xmlns:w10="urn:schemas-microsoft-com:office:word" xmlns:sl="http://schemas.openxmlformats.org/schemaLibrary/2006/main" xmlns:wpsCustomData="http://www.wps.cn/officeDocument/2013/wpsCustomData" mc:Ignorable="w14">
+<w:styles xmlns:mc="http://schemas.openxmlformats.org/markup-compatibility/2006" xmlns:r="http://schemas.openxmlformats.org/officeDocument/2006/relationships" xmlns:w="http://schemas.openxmlformats.org/wordprocessingml/2006/main" xmlns:w14="http://schemas.microsoft.com/office/word/2010/wordml" xmlns:w15="http://schemas.microsoft.com/office/word/2012/wordml" xmlns:w16cex="http://schemas.microsoft.com/office/word/2018/wordml/cex" xmlns:w16cid="http://schemas.microsoft.com/office/word/2016/wordml/cid" xmlns:w16="http://schemas.microsoft.com/office/word/2018/wordml" xmlns:w16du="http://schemas.microsoft.com/office/word/2023/wordml/word16du" xmlns:w16sdtdh="http://schemas.microsoft.com/office/word/2020/wordml/sdtdatahash" xmlns:w16sdtfl="http://schemas.microsoft.com/office/word/2024/wordml/sdtformatlock" xmlns:w16se="http://schemas.microsoft.com/office/word/2015/wordml/symex" mc:Ignorable="w14 w15 w16se w16cid w16 w16cex w16sdtdh w16sdtfl w16du">
   <w:docDefaults>
     <w:rPrDefault>
       <w:rPr>
-        <w:rFonts w:ascii="Times New Roman" w:hAnsi="Times New Roman" w:eastAsia="宋体" w:cs="Times New Roman"/>
+        <w:rFonts w:ascii="Times New Roman" w:eastAsia="宋体" w:hAnsi="Times New Roman" w:cs="Times New Roman"/>
+        <w:lang w:val="en-US" w:eastAsia="zh-CN" w:bidi="ar-SA"/>
       </w:rPr>
     </w:rPrDefault>
     <w:pPrDefault/>
   </w:docDefaults>
-  <w:latentStyles w:count="260" w:defQFormat="0" w:defUnhideWhenUsed="1" w:defSemiHidden="1" w:defUIPriority="99" w:defLockedState="0">
-    <w:lsdException w:qFormat="1" w:unhideWhenUsed="0" w:uiPriority="0" w:semiHidden="0" w:name="Normal"/>
-    <w:lsdException w:qFormat="1" w:unhideWhenUsed="0" w:uiPriority="0" w:semiHidden="0" w:name="heading 1"/>
-    <w:lsdException w:qFormat="1" w:uiPriority="0" w:name="heading 2"/>
-    <w:lsdException w:qFormat="1" w:uiPriority="0" w:name="heading 3"/>
-    <w:lsdException w:qFormat="1" w:uiPriority="0" w:name="heading 4"/>
-    <w:lsdException w:qFormat="1" w:uiPriority="0" w:name="heading 5"/>
-    <w:lsdException w:qFormat="1" w:uiPriority="0" w:name="heading 6"/>
-    <w:lsdException w:qFormat="1" w:uiPriority="0" w:name="heading 7"/>
-    <w:lsdException w:qFormat="1" w:uiPriority="0" w:name="heading 8"/>
-    <w:lsdException w:qFormat="1" w:uiPriority="0" w:name="heading 9"/>
-    <w:lsdException w:unhideWhenUsed="0" w:uiPriority="0" w:semiHidden="0" w:name="index 1"/>
-    <w:lsdException w:unhideWhenUsed="0" w:uiPriority="0" w:semiHidden="0" w:name="index 2"/>
-    <w:lsdException w:unhideWhenUsed="0" w:uiPriority="0" w:semiHidden="0" w:name="index 3"/>
-    <w:lsdException w:unhideWhenUsed="0" w:uiPriority="0" w:semiHidden="0" w:name="index 4"/>
-    <w:lsdException w:unhideWhenUsed="0" w:uiPriority="0" w:semiHidden="0" w:name="index 5"/>
-    <w:lsdException w:unhideWhenUsed="0" w:uiPriority="0" w:semiHidden="0" w:name="index 6"/>
-    <w:lsdException w:unhideWhenUsed="0" w:uiPriority="0" w:semiHidden="0" w:name="index 7"/>
-    <w:lsdException w:unhideWhenUsed="0" w:uiPriority="0" w:semiHidden="0" w:name="index 8"/>
-    <w:lsdException w:unhideWhenUsed="0" w:uiPriority="0" w:semiHidden="0" w:name="index 9"/>
-    <w:lsdException w:unhideWhenUsed="0" w:uiPriority="0" w:semiHidden="0" w:name="toc 1"/>
-    <w:lsdException w:unhideWhenUsed="0" w:uiPriority="0" w:semiHidden="0" w:name="toc 2"/>
-    <w:lsdException w:unhideWhenUsed="0" w:uiPriority="0" w:semiHidden="0" w:name="toc 3"/>
-    <w:lsdException w:unhideWhenUsed="0" w:uiPriority="0" w:semiHidden="0" w:name="toc 4"/>
-    <w:lsdException w:unhideWhenUsed="0" w:uiPriority="0" w:semiHidden="0" w:name="toc 5"/>
-    <w:lsdException w:unhideWhenUsed="0" w:uiPriority="0" w:semiHidden="0" w:name="toc 6"/>
-    <w:lsdException w:unhideWhenUsed="0" w:uiPriority="0" w:semiHidden="0" w:name="toc 7"/>
-    <w:lsdException w:unhideWhenUsed="0" w:uiPriority="0" w:semiHidden="0" w:name="toc 8"/>
-    <w:lsdException w:unhideWhenUsed="0" w:uiPriority="0" w:semiHidden="0" w:name="toc 9"/>
-    <w:lsdException w:unhideWhenUsed="0" w:uiPriority="0" w:semiHidden="0" w:name="Normal Indent"/>
-    <w:lsdException w:unhideWhenUsed="0" w:uiPriority="0" w:semiHidden="0" w:name="footnote text"/>
-    <w:lsdException w:unhideWhenUsed="0" w:uiPriority="0" w:semiHidden="0" w:name="annotation text"/>
-    <w:lsdException w:qFormat="1" w:unhideWhenUsed="0" w:uiPriority="99" w:semiHidden="0" w:name="header"/>
-    <w:lsdException w:qFormat="1" w:unhideWhenUsed="0" w:uiPriority="99" w:semiHidden="0" w:name="footer"/>
-    <w:lsdException w:unhideWhenUsed="0" w:uiPriority="0" w:semiHidden="0" w:name="index heading"/>
-    <w:lsdException w:qFormat="1" w:uiPriority="0" w:name="caption"/>
-    <w:lsdException w:unhideWhenUsed="0" w:uiPriority="0" w:semiHidden="0" w:name="table of figures"/>
-    <w:lsdException w:unhideWhenUsed="0" w:uiPriority="0" w:semiHidden="0" w:name="envelope address"/>
-    <w:lsdException w:unhideWhenUsed="0" w:uiPriority="0" w:semiHidden="0" w:name="envelope return"/>
-    <w:lsdException w:unhideWhenUsed="0" w:uiPriority="0" w:semiHidden="0" w:name="footnote reference"/>
-    <w:lsdException w:unhideWhenUsed="0" w:uiPriority="0" w:semiHidden="0" w:name="annotation reference"/>
-    <w:lsdException w:unhideWhenUsed="0" w:uiPriority="0" w:semiHidden="0" w:name="line number"/>
-    <w:lsdException w:unhideWhenUsed="0" w:uiPriority="0" w:semiHidden="0" w:name="page number"/>
-    <w:lsdException w:unhideWhenUsed="0" w:uiPriority="0" w:semiHidden="0" w:name="endnote reference"/>
-    <w:lsdException w:unhideWhenUsed="0" w:uiPriority="0" w:semiHidden="0" w:name="endnote text"/>
-    <w:lsdException w:unhideWhenUsed="0" w:uiPriority="0" w:semiHidden="0" w:name="table of authorities"/>
-    <w:lsdException w:unhideWhenUsed="0" w:uiPriority="0" w:semiHidden="0" w:name="macro"/>
-    <w:lsdException w:unhideWhenUsed="0" w:uiPriority="0" w:semiHidden="0" w:name="toa heading"/>
-    <w:lsdException w:unhideWhenUsed="0" w:uiPriority="0" w:semiHidden="0" w:name="List"/>
-    <w:lsdException w:unhideWhenUsed="0" w:uiPriority="0" w:semiHidden="0" w:name="List Bullet"/>
-    <w:lsdException w:unhideWhenUsed="0" w:uiPriority="0" w:semiHidden="0" w:name="List Number"/>
-    <w:lsdException w:unhideWhenUsed="0" w:uiPriority="0" w:semiHidden="0" w:name="List 2"/>
-    <w:lsdException w:unhideWhenUsed="0" w:uiPriority="0" w:semiHidden="0" w:name="List 3"/>
-    <w:lsdException w:unhideWhenUsed="0" w:uiPriority="0" w:semiHidden="0" w:name="List 4"/>
-    <w:lsdException w:unhideWhenUsed="0" w:uiPriority="0" w:semiHidden="0" w:name="List 5"/>
-    <w:lsdException w:unhideWhenUsed="0" w:uiPriority="0" w:semiHidden="0" w:name="List Bullet 2"/>
-    <w:lsdException w:unhideWhenUsed="0" w:uiPriority="0" w:semiHidden="0" w:name="List Bullet 3"/>
-    <w:lsdException w:unhideWhenUsed="0" w:uiPriority="0" w:semiHidden="0" w:name="List Bullet 4"/>
-    <w:lsdException w:unhideWhenUsed="0" w:uiPriority="0" w:semiHidden="0" w:name="List Bullet 5"/>
-    <w:lsdException w:unhideWhenUsed="0" w:uiPriority="0" w:semiHidden="0" w:name="List Number 2"/>
-    <w:lsdException w:unhideWhenUsed="0" w:uiPriority="0" w:semiHidden="0" w:name="List Number 3"/>
-    <w:lsdException w:unhideWhenUsed="0" w:uiPriority="0" w:semiHidden="0" w:name="List Number 4"/>
-    <w:lsdException w:unhideWhenUsed="0" w:uiPriority="0" w:semiHidden="0" w:name="List Number 5"/>
-    <w:lsdException w:qFormat="1" w:unhideWhenUsed="0" w:uiPriority="0" w:semiHidden="0" w:name="Title"/>
-    <w:lsdException w:unhideWhenUsed="0" w:uiPriority="0" w:semiHidden="0" w:name="Closing"/>
-    <w:lsdException w:unhideWhenUsed="0" w:uiPriority="0" w:semiHidden="0" w:name="Signature"/>
-    <w:lsdException w:unhideWhenUsed="0" w:uiPriority="0" w:semiHidden="0" w:name="Default Paragraph Font"/>
-    <w:lsdException w:qFormat="1" w:unhideWhenUsed="0" w:uiPriority="1" w:semiHidden="0" w:name="Body Text"/>
-    <w:lsdException w:qFormat="1" w:unhideWhenUsed="0" w:uiPriority="99" w:semiHidden="0" w:name="Body Text Indent"/>
-    <w:lsdException w:unhideWhenUsed="0" w:uiPriority="0" w:semiHidden="0" w:name="List Continue"/>
-    <w:lsdException w:unhideWhenUsed="0" w:uiPriority="0" w:semiHidden="0" w:name="List Continue 2"/>
-    <w:lsdException w:unhideWhenUsed="0" w:uiPriority="0" w:semiHidden="0" w:name="List Continue 3"/>
-    <w:lsdException w:unhideWhenUsed="0" w:uiPriority="0" w:semiHidden="0" w:name="List Continue 4"/>
-    <w:lsdException w:unhideWhenUsed="0" w:uiPriority="0" w:semiHidden="0" w:name="List Continue 5"/>
-    <w:lsdException w:unhideWhenUsed="0" w:uiPriority="0" w:semiHidden="0" w:name="Message Header"/>
-    <w:lsdException w:qFormat="1" w:unhideWhenUsed="0" w:uiPriority="0" w:semiHidden="0" w:name="Subtitle"/>
-    <w:lsdException w:unhideWhenUsed="0" w:uiPriority="0" w:semiHidden="0" w:name="Salutation"/>
-    <w:lsdException w:unhideWhenUsed="0" w:uiPriority="0" w:semiHidden="0" w:name="Date"/>
-    <w:lsdException w:unhideWhenUsed="0" w:uiPriority="0" w:semiHidden="0" w:name="Body Text First Indent"/>
-    <w:lsdException w:unhideWhenUsed="0" w:uiPriority="0" w:semiHidden="0" w:name="Body Text First Indent 2"/>
-    <w:lsdException w:unhideWhenUsed="0" w:uiPriority="0" w:semiHidden="0" w:name="Note Heading"/>
-    <w:lsdException w:unhideWhenUsed="0" w:uiPriority="0" w:semiHidden="0" w:name="Body Text 2"/>
-    <w:lsdException w:unhideWhenUsed="0" w:uiPriority="0" w:semiHidden="0" w:name="Body Text 3"/>
-    <w:lsdException w:unhideWhenUsed="0" w:uiPriority="0" w:semiHidden="0" w:name="Body Text Indent 2"/>
-    <w:lsdException w:unhideWhenUsed="0" w:uiPriority="0" w:semiHidden="0" w:name="Body Text Indent 3"/>
-    <w:lsdException w:unhideWhenUsed="0" w:uiPriority="0" w:semiHidden="0" w:name="Block Text"/>
-    <w:lsdException w:qFormat="1" w:unhideWhenUsed="0" w:uiPriority="0" w:semiHidden="0" w:name="Hyperlink"/>
-    <w:lsdException w:unhideWhenUsed="0" w:uiPriority="0" w:semiHidden="0" w:name="FollowedHyperlink"/>
-    <w:lsdException w:qFormat="1" w:unhideWhenUsed="0" w:uiPriority="0" w:semiHidden="0" w:name="Strong"/>
-    <w:lsdException w:qFormat="1" w:unhideWhenUsed="0" w:uiPriority="0" w:semiHidden="0" w:name="Emphasis"/>
-    <w:lsdException w:unhideWhenUsed="0" w:uiPriority="0" w:semiHidden="0" w:name="Document Map"/>
-    <w:lsdException w:unhideWhenUsed="0" w:uiPriority="0" w:semiHidden="0" w:name="Plain Text"/>
-    <w:lsdException w:unhideWhenUsed="0" w:uiPriority="0" w:semiHidden="0" w:name="E-mail Signature"/>
-    <w:lsdException w:qFormat="1" w:uiPriority="99" w:semiHidden="0" w:name="Normal (Web)"/>
-    <w:lsdException w:unhideWhenUsed="0" w:uiPriority="0" w:semiHidden="0" w:name="HTML Acronym"/>
-    <w:lsdException w:unhideWhenUsed="0" w:uiPriority="0" w:semiHidden="0" w:name="HTML Address"/>
-    <w:lsdException w:unhideWhenUsed="0" w:uiPriority="0" w:semiHidden="0" w:name="HTML Cite"/>
-    <w:lsdException w:unhideWhenUsed="0" w:uiPriority="0" w:semiHidden="0" w:name="HTML Code"/>
-    <w:lsdException w:unhideWhenUsed="0" w:uiPriority="0" w:semiHidden="0" w:name="HTML Definition"/>
-    <w:lsdException w:unhideWhenUsed="0" w:uiPriority="0" w:semiHidden="0" w:name="HTML Keyboard"/>
-    <w:lsdException w:unhideWhenUsed="0" w:uiPriority="0" w:semiHidden="0" w:name="HTML Preformatted"/>
-    <w:lsdException w:unhideWhenUsed="0" w:uiPriority="0" w:semiHidden="0" w:name="HTML Sample"/>
-    <w:lsdException w:unhideWhenUsed="0" w:uiPriority="0" w:semiHidden="0" w:name="HTML Typewriter"/>
-    <w:lsdException w:unhideWhenUsed="0" w:uiPriority="0" w:semiHidden="0" w:name="HTML Variable"/>
-    <w:lsdException w:uiPriority="99" w:semiHidden="0" w:name="Normal Table"/>
-    <w:lsdException w:unhideWhenUsed="0" w:uiPriority="0" w:semiHidden="0" w:name="annotation subject"/>
-    <w:lsdException w:uiPriority="99" w:name="Table Simple 1"/>
-    <w:lsdException w:uiPriority="99" w:name="Table Simple 2"/>
-    <w:lsdException w:uiPriority="99" w:name="Table Simple 3"/>
-    <w:lsdException w:uiPriority="99" w:name="Table Classic 1"/>
-    <w:lsdException w:uiPriority="99" w:name="Table Classic 2"/>
-    <w:lsdException w:uiPriority="99" w:name="Table Classic 3"/>
-    <w:lsdException w:uiPriority="99" w:name="Table Classic 4"/>
-    <w:lsdException w:uiPriority="99" w:name="Table Colorful 1"/>
-    <w:lsdException w:uiPriority="99" w:name="Table Colorful 2"/>
-    <w:lsdException w:uiPriority="99" w:name="Table Colorful 3"/>
-    <w:lsdException w:uiPriority="99" w:name="Table Columns 1"/>
-    <w:lsdException w:uiPriority="99" w:name="Table Columns 2"/>
-    <w:lsdException w:uiPriority="99" w:name="Table Columns 3"/>
-    <w:lsdException w:uiPriority="99" w:name="Table Columns 4"/>
-    <w:lsdException w:uiPriority="99" w:name="Table Columns 5"/>
-    <w:lsdException w:uiPriority="99" w:name="Table Grid 1"/>
-    <w:lsdException w:uiPriority="99" w:name="Table Grid 2"/>
-    <w:lsdException w:uiPriority="99" w:name="Table Grid 3"/>
-    <w:lsdException w:uiPriority="99" w:name="Table Grid 4"/>
-    <w:lsdException w:uiPriority="99" w:name="Table Grid 5"/>
-    <w:lsdException w:uiPriority="99" w:name="Table Grid 6"/>
-    <w:lsdException w:uiPriority="99" w:name="Table Grid 7"/>
-    <w:lsdException w:uiPriority="99" w:name="Table Grid 8"/>
-    <w:lsdException w:uiPriority="99" w:name="Table List 1"/>
-    <w:lsdException w:uiPriority="99" w:name="Table List 2"/>
-    <w:lsdException w:uiPriority="99" w:name="Table List 3"/>
-    <w:lsdException w:uiPriority="99" w:name="Table List 4"/>
-    <w:lsdException w:uiPriority="99" w:name="Table List 5"/>
-    <w:lsdException w:uiPriority="99" w:name="Table List 6"/>
-    <w:lsdException w:uiPriority="99" w:name="Table List 7"/>
-    <w:lsdException w:uiPriority="99" w:name="Table List 8"/>
-    <w:lsdException w:uiPriority="99" w:name="Table 3D effects 1"/>
-    <w:lsdException w:uiPriority="99" w:name="Table 3D effects 2"/>
-    <w:lsdException w:uiPriority="99" w:name="Table 3D effects 3"/>
-    <w:lsdException w:uiPriority="99" w:name="Table Contemporary"/>
-    <w:lsdException w:uiPriority="99" w:name="Table Elegant"/>
-    <w:lsdException w:uiPriority="99" w:name="Table Professional"/>
-    <w:lsdException w:uiPriority="99" w:name="Table Subtle 1"/>
-    <w:lsdException w:uiPriority="99" w:name="Table Subtle 2"/>
-    <w:lsdException w:uiPriority="99" w:name="Table Web 1"/>
-    <w:lsdException w:uiPriority="99" w:name="Table Web 2"/>
-    <w:lsdException w:uiPriority="99" w:name="Table Web 3"/>
-    <w:lsdException w:qFormat="1" w:unhideWhenUsed="0" w:uiPriority="0" w:semiHidden="0" w:name="Balloon Text"/>
-    <w:lsdException w:qFormat="1" w:unhideWhenUsed="0" w:uiPriority="39" w:semiHidden="0" w:name="Table Grid"/>
-    <w:lsdException w:uiPriority="99" w:name="Table Theme"/>
-    <w:lsdException w:unhideWhenUsed="0" w:uiPriority="60" w:semiHidden="0" w:name="Light Shading"/>
-    <w:lsdException w:unhideWhenUsed="0" w:uiPriority="61" w:semiHidden="0" w:name="Light List"/>
-    <w:lsdException w:unhideWhenUsed="0" w:uiPriority="62" w:semiHidden="0" w:name="Light Grid"/>
-    <w:lsdException w:unhideWhenUsed="0" w:uiPriority="63" w:semiHidden="0" w:name="Medium Shading 1"/>
-    <w:lsdException w:unhideWhenUsed="0" w:uiPriority="64" w:semiHidden="0" w:name="Medium Shading 2"/>
-    <w:lsdException w:unhideWhenUsed="0" w:uiPriority="65" w:semiHidden="0" w:name="Medium List 1"/>
-    <w:lsdException w:unhideWhenUsed="0" w:uiPriority="66" w:semiHidden="0" w:name="Medium List 2"/>
-    <w:lsdException w:unhideWhenUsed="0" w:uiPriority="67" w:semiHidden="0" w:name="Medium Grid 1"/>
-    <w:lsdException w:unhideWhenUsed="0" w:uiPriority="68" w:semiHidden="0" w:name="Medium Grid 2"/>
-    <w:lsdException w:unhideWhenUsed="0" w:uiPriority="69" w:semiHidden="0" w:name="Medium Grid 3"/>
-    <w:lsdException w:unhideWhenUsed="0" w:uiPriority="70" w:semiHidden="0" w:name="Dark List"/>
-    <w:lsdException w:unhideWhenUsed="0" w:uiPriority="71" w:semiHidden="0" w:name="Colorful Shading"/>
-    <w:lsdException w:unhideWhenUsed="0" w:uiPriority="72" w:semiHidden="0" w:name="Colorful List"/>
-    <w:lsdException w:unhideWhenUsed="0" w:uiPriority="73" w:semiHidden="0" w:name="Colorful Grid"/>
-    <w:lsdException w:unhideWhenUsed="0" w:uiPriority="60" w:semiHidden="0" w:name="Light Shading Accent 1"/>
-    <w:lsdException w:unhideWhenUsed="0" w:uiPriority="61" w:semiHidden="0" w:name="Light List Accent 1"/>
-    <w:lsdException w:unhideWhenUsed="0" w:uiPriority="62" w:semiHidden="0" w:name="Light Grid Accent 1"/>
-    <w:lsdException w:unhideWhenUsed="0" w:uiPriority="63" w:semiHidden="0" w:name="Medium Shading 1 Accent 1"/>
-    <w:lsdException w:unhideWhenUsed="0" w:uiPriority="64" w:semiHidden="0" w:name="Medium Shading 2 Accent 1"/>
-    <w:lsdException w:unhideWhenUsed="0" w:uiPriority="65" w:semiHidden="0" w:name="Medium List 1 Accent 1"/>
-    <w:lsdException w:qFormat="1" w:unhideWhenUsed="0" w:uiPriority="99" w:semiHidden="0" w:name="List Paragraph"/>
-    <w:lsdException w:unhideWhenUsed="0" w:uiPriority="66" w:semiHidden="0" w:name="Medium List 2 Accent 1"/>
-    <w:lsdException w:unhideWhenUsed="0" w:uiPriority="67" w:semiHidden="0" w:name="Medium Grid 1 Accent 1"/>
-    <w:lsdException w:unhideWhenUsed="0" w:uiPriority="68" w:semiHidden="0" w:name="Medium Grid 2 Accent 1"/>
-    <w:lsdException w:unhideWhenUsed="0" w:uiPriority="69" w:semiHidden="0" w:name="Medium Grid 3 Accent 1"/>
-    <w:lsdException w:unhideWhenUsed="0" w:uiPriority="70" w:semiHidden="0" w:name="Dark List Accent 1"/>
-    <w:lsdException w:unhideWhenUsed="0" w:uiPriority="71" w:semiHidden="0" w:name="Colorful Shading Accent 1"/>
-    <w:lsdException w:unhideWhenUsed="0" w:uiPriority="72" w:semiHidden="0" w:name="Colorful List Accent 1"/>
-    <w:lsdException w:unhideWhenUsed="0" w:uiPriority="73" w:semiHidden="0" w:name="Colorful Grid Accent 1"/>
-    <w:lsdException w:unhideWhenUsed="0" w:uiPriority="60" w:semiHidden="0" w:name="Light Shading Accent 2"/>
-    <w:lsdException w:unhideWhenUsed="0" w:uiPriority="61" w:semiHidden="0" w:name="Light List Accent 2"/>
-    <w:lsdException w:unhideWhenUsed="0" w:uiPriority="62" w:semiHidden="0" w:name="Light Grid Accent 2"/>
-    <w:lsdException w:unhideWhenUsed="0" w:uiPriority="63" w:semiHidden="0" w:name="Medium Shading 1 Accent 2"/>
-    <w:lsdException w:unhideWhenUsed="0" w:uiPriority="64" w:semiHidden="0" w:name="Medium Shading 2 Accent 2"/>
-    <w:lsdException w:unhideWhenUsed="0" w:uiPriority="65" w:semiHidden="0" w:name="Medium List 1 Accent 2"/>
-    <w:lsdException w:unhideWhenUsed="0" w:uiPriority="66" w:semiHidden="0" w:name="Medium List 2 Accent 2"/>
-    <w:lsdException w:unhideWhenUsed="0" w:uiPriority="67" w:semiHidden="0" w:name="Medium Grid 1 Accent 2"/>
-    <w:lsdException w:unhideWhenUsed="0" w:uiPriority="68" w:semiHidden="0" w:name="Medium Grid 2 Accent 2"/>
-    <w:lsdException w:unhideWhenUsed="0" w:uiPriority="69" w:semiHidden="0" w:name="Medium Grid 3 Accent 2"/>
-    <w:lsdException w:unhideWhenUsed="0" w:uiPriority="70" w:semiHidden="0" w:name="Dark List Accent 2"/>
-    <w:lsdException w:unhideWhenUsed="0" w:uiPriority="71" w:semiHidden="0" w:name="Colorful Shading Accent 2"/>
-    <w:lsdException w:unhideWhenUsed="0" w:uiPriority="72" w:semiHidden="0" w:name="Colorful List Accent 2"/>
-    <w:lsdException w:unhideWhenUsed="0" w:uiPriority="73" w:semiHidden="0" w:name="Colorful Grid Accent 2"/>
-    <w:lsdException w:unhideWhenUsed="0" w:uiPriority="60" w:semiHidden="0" w:name="Light Shading Accent 3"/>
-    <w:lsdException w:unhideWhenUsed="0" w:uiPriority="61" w:semiHidden="0" w:name="Light List Accent 3"/>
-    <w:lsdException w:unhideWhenUsed="0" w:uiPriority="62" w:semiHidden="0" w:name="Light Grid Accent 3"/>
-    <w:lsdException w:unhideWhenUsed="0" w:uiPriority="63" w:semiHidden="0" w:name="Medium Shading 1 Accent 3"/>
-    <w:lsdException w:unhideWhenUsed="0" w:uiPriority="64" w:semiHidden="0" w:name="Medium Shading 2 Accent 3"/>
-    <w:lsdException w:unhideWhenUsed="0" w:uiPriority="65" w:semiHidden="0" w:name="Medium List 1 Accent 3"/>
-    <w:lsdException w:unhideWhenUsed="0" w:uiPriority="66" w:semiHidden="0" w:name="Medium List 2 Accent 3"/>
-    <w:lsdException w:unhideWhenUsed="0" w:uiPriority="67" w:semiHidden="0" w:name="Medium Grid 1 Accent 3"/>
-    <w:lsdException w:unhideWhenUsed="0" w:uiPriority="68" w:semiHidden="0" w:name="Medium Grid 2 Accent 3"/>
-    <w:lsdException w:unhideWhenUsed="0" w:uiPriority="69" w:semiHidden="0" w:name="Medium Grid 3 Accent 3"/>
-    <w:lsdException w:unhideWhenUsed="0" w:uiPriority="70" w:semiHidden="0" w:name="Dark List Accent 3"/>
-    <w:lsdException w:unhideWhenUsed="0" w:uiPriority="71" w:semiHidden="0" w:name="Colorful Shading Accent 3"/>
-    <w:lsdException w:unhideWhenUsed="0" w:uiPriority="72" w:semiHidden="0" w:name="Colorful List Accent 3"/>
-    <w:lsdException w:unhideWhenUsed="0" w:uiPriority="73" w:semiHidden="0" w:name="Colorful Grid Accent 3"/>
-    <w:lsdException w:unhideWhenUsed="0" w:uiPriority="60" w:semiHidden="0" w:name="Light Shading Accent 4"/>
-    <w:lsdException w:unhideWhenUsed="0" w:uiPriority="61" w:semiHidden="0" w:name="Light List Accent 4"/>
-    <w:lsdException w:unhideWhenUsed="0" w:uiPriority="62" w:semiHidden="0" w:name="Light Grid Accent 4"/>
-    <w:lsdException w:unhideWhenUsed="0" w:uiPriority="63" w:semiHidden="0" w:name="Medium Shading 1 Accent 4"/>
-    <w:lsdException w:unhideWhenUsed="0" w:uiPriority="64" w:semiHidden="0" w:name="Medium Shading 2 Accent 4"/>
-    <w:lsdException w:unhideWhenUsed="0" w:uiPriority="65" w:semiHidden="0" w:name="Medium List 1 Accent 4"/>
-    <w:lsdException w:unhideWhenUsed="0" w:uiPriority="66" w:semiHidden="0" w:name="Medium List 2 Accent 4"/>
-    <w:lsdException w:unhideWhenUsed="0" w:uiPriority="67" w:semiHidden="0" w:name="Medium Grid 1 Accent 4"/>
-    <w:lsdException w:unhideWhenUsed="0" w:uiPriority="68" w:semiHidden="0" w:name="Medium Grid 2 Accent 4"/>
-    <w:lsdException w:unhideWhenUsed="0" w:uiPriority="69" w:semiHidden="0" w:name="Medium Grid 3 Accent 4"/>
-    <w:lsdException w:unhideWhenUsed="0" w:uiPriority="70" w:semiHidden="0" w:name="Dark List Accent 4"/>
-    <w:lsdException w:unhideWhenUsed="0" w:uiPriority="71" w:semiHidden="0" w:name="Colorful Shading Accent 4"/>
-    <w:lsdException w:unhideWhenUsed="0" w:uiPriority="72" w:semiHidden="0" w:name="Colorful List Accent 4"/>
-    <w:lsdException w:unhideWhenUsed="0" w:uiPriority="73" w:semiHidden="0" w:name="Colorful Grid Accent 4"/>
-    <w:lsdException w:unhideWhenUsed="0" w:uiPriority="60" w:semiHidden="0" w:name="Light Shading Accent 5"/>
-    <w:lsdException w:unhideWhenUsed="0" w:uiPriority="61" w:semiHidden="0" w:name="Light List Accent 5"/>
-    <w:lsdException w:unhideWhenUsed="0" w:uiPriority="62" w:semiHidden="0" w:name="Light Grid Accent 5"/>
-    <w:lsdException w:unhideWhenUsed="0" w:uiPriority="63" w:semiHidden="0" w:name="Medium Shading 1 Accent 5"/>
-    <w:lsdException w:unhideWhenUsed="0" w:uiPriority="64" w:semiHidden="0" w:name="Medium Shading 2 Accent 5"/>
-    <w:lsdException w:unhideWhenUsed="0" w:uiPriority="65" w:semiHidden="0" w:name="Medium List 1 Accent 5"/>
-    <w:lsdException w:unhideWhenUsed="0" w:uiPriority="66" w:semiHidden="0" w:name="Medium List 2 Accent 5"/>
-    <w:lsdException w:unhideWhenUsed="0" w:uiPriority="67" w:semiHidden="0" w:name="Medium Grid 1 Accent 5"/>
-    <w:lsdException w:unhideWhenUsed="0" w:uiPriority="68" w:semiHidden="0" w:name="Medium Grid 2 Accent 5"/>
-    <w:lsdException w:unhideWhenUsed="0" w:uiPriority="69" w:semiHidden="0" w:name="Medium Grid 3 Accent 5"/>
-    <w:lsdException w:unhideWhenUsed="0" w:uiPriority="70" w:semiHidden="0" w:name="Dark List Accent 5"/>
-    <w:lsdException w:unhideWhenUsed="0" w:uiPriority="71" w:semiHidden="0" w:name="Colorful Shading Accent 5"/>
-    <w:lsdException w:unhideWhenUsed="0" w:uiPriority="72" w:semiHidden="0" w:name="Colorful List Accent 5"/>
-    <w:lsdException w:unhideWhenUsed="0" w:uiPriority="73" w:semiHidden="0" w:name="Colorful Grid Accent 5"/>
-    <w:lsdException w:unhideWhenUsed="0" w:uiPriority="60" w:semiHidden="0" w:name="Light Shading Accent 6"/>
-    <w:lsdException w:unhideWhenUsed="0" w:uiPriority="61" w:semiHidden="0" w:name="Light List Accent 6"/>
-    <w:lsdException w:unhideWhenUsed="0" w:uiPriority="62" w:semiHidden="0" w:name="Light Grid Accent 6"/>
-    <w:lsdException w:unhideWhenUsed="0" w:uiPriority="63" w:semiHidden="0" w:name="Medium Shading 1 Accent 6"/>
-    <w:lsdException w:unhideWhenUsed="0" w:uiPriority="64" w:semiHidden="0" w:name="Medium Shading 2 Accent 6"/>
-    <w:lsdException w:unhideWhenUsed="0" w:uiPriority="65" w:semiHidden="0" w:name="Medium List 1 Accent 6"/>
-    <w:lsdException w:unhideWhenUsed="0" w:uiPriority="66" w:semiHidden="0" w:name="Medium List 2 Accent 6"/>
-    <w:lsdException w:unhideWhenUsed="0" w:uiPriority="67" w:semiHidden="0" w:name="Medium Grid 1 Accent 6"/>
-    <w:lsdException w:unhideWhenUsed="0" w:uiPriority="68" w:semiHidden="0" w:name="Medium Grid 2 Accent 6"/>
-    <w:lsdException w:unhideWhenUsed="0" w:uiPriority="69" w:semiHidden="0" w:name="Medium Grid 3 Accent 6"/>
-    <w:lsdException w:unhideWhenUsed="0" w:uiPriority="70" w:semiHidden="0" w:name="Dark List Accent 6"/>
-    <w:lsdException w:unhideWhenUsed="0" w:uiPriority="71" w:semiHidden="0" w:name="Colorful Shading Accent 6"/>
-    <w:lsdException w:unhideWhenUsed="0" w:uiPriority="72" w:semiHidden="0" w:name="Colorful List Accent 6"/>
-    <w:lsdException w:unhideWhenUsed="0" w:uiPriority="73" w:semiHidden="0" w:name="Colorful Grid Accent 6"/>
+  <w:latentStyles w:defLockedState="0" w:defUIPriority="0" w:defSemiHidden="0" w:defUnhideWhenUsed="0" w:defQFormat="0" w:count="376">
+    <w:lsdException w:name="Normal" w:qFormat="1"/>
+    <w:lsdException w:name="heading 1" w:qFormat="1"/>
+    <w:lsdException w:name="heading 2" w:semiHidden="1" w:unhideWhenUsed="1" w:qFormat="1"/>
+    <w:lsdException w:name="heading 3" w:semiHidden="1" w:unhideWhenUsed="1" w:qFormat="1"/>
+    <w:lsdException w:name="heading 4" w:semiHidden="1" w:unhideWhenUsed="1" w:qFormat="1"/>
+    <w:lsdException w:name="heading 5" w:semiHidden="1" w:unhideWhenUsed="1" w:qFormat="1"/>
+    <w:lsdException w:name="heading 6" w:semiHidden="1" w:unhideWhenUsed="1" w:qFormat="1"/>
+    <w:lsdException w:name="heading 7" w:semiHidden="1" w:unhideWhenUsed="1" w:qFormat="1"/>
+    <w:lsdException w:name="heading 8" w:semiHidden="1" w:unhideWhenUsed="1" w:qFormat="1"/>
+    <w:lsdException w:name="heading 9" w:semiHidden="1" w:unhideWhenUsed="1" w:qFormat="1"/>
+    <w:lsdException w:name="header" w:uiPriority="99" w:qFormat="1"/>
+    <w:lsdException w:name="footer" w:uiPriority="99" w:qFormat="1"/>
+    <w:lsdException w:name="caption" w:semiHidden="1" w:unhideWhenUsed="1" w:qFormat="1"/>
+    <w:lsdException w:name="Title" w:qFormat="1"/>
+    <w:lsdException w:name="Body Text" w:uiPriority="1" w:qFormat="1"/>
+    <w:lsdException w:name="Body Text Indent" w:uiPriority="99" w:qFormat="1"/>
+    <w:lsdException w:name="Subtitle" w:qFormat="1"/>
+    <w:lsdException w:name="Hyperlink" w:qFormat="1"/>
+    <w:lsdException w:name="Strong" w:qFormat="1"/>
+    <w:lsdException w:name="Emphasis" w:qFormat="1"/>
+    <w:lsdException w:name="HTML Top of Form" w:semiHidden="1" w:uiPriority="99" w:unhideWhenUsed="1"/>
+    <w:lsdException w:name="HTML Bottom of Form" w:semiHidden="1" w:uiPriority="99" w:unhideWhenUsed="1"/>
+    <w:lsdException w:name="Normal (Web)" w:uiPriority="99" w:unhideWhenUsed="1" w:qFormat="1"/>
+    <w:lsdException w:name="Normal Table" w:semiHidden="1" w:uiPriority="99" w:unhideWhenUsed="1"/>
+    <w:lsdException w:name="No List" w:semiHidden="1" w:uiPriority="99" w:unhideWhenUsed="1"/>
+    <w:lsdException w:name="Outline List 1" w:semiHidden="1" w:uiPriority="99" w:unhideWhenUsed="1"/>
+    <w:lsdException w:name="Outline List 2" w:semiHidden="1" w:uiPriority="99" w:unhideWhenUsed="1"/>
+    <w:lsdException w:name="Outline List 3" w:semiHidden="1" w:uiPriority="99" w:unhideWhenUsed="1"/>
+    <w:lsdException w:name="Table Simple 1" w:semiHidden="1" w:uiPriority="99" w:unhideWhenUsed="1"/>
+    <w:lsdException w:name="Table Simple 2" w:semiHidden="1" w:uiPriority="99" w:unhideWhenUsed="1"/>
+    <w:lsdException w:name="Table Simple 3" w:semiHidden="1" w:uiPriority="99" w:unhideWhenUsed="1"/>
+    <w:lsdException w:name="Table Classic 1" w:semiHidden="1" w:uiPriority="99" w:unhideWhenUsed="1"/>
+    <w:lsdException w:name="Table Classic 2" w:semiHidden="1" w:uiPriority="99" w:unhideWhenUsed="1"/>
+    <w:lsdException w:name="Table Classic 3" w:semiHidden="1" w:uiPriority="99" w:unhideWhenUsed="1"/>
+    <w:lsdException w:name="Table Classic 4" w:semiHidden="1" w:uiPriority="99" w:unhideWhenUsed="1"/>
+    <w:lsdException w:name="Table Colorful 1" w:semiHidden="1" w:uiPriority="99" w:unhideWhenUsed="1"/>
+    <w:lsdException w:name="Table Colorful 2" w:semiHidden="1" w:uiPriority="99" w:unhideWhenUsed="1"/>
+    <w:lsdException w:name="Table Colorful 3" w:semiHidden="1" w:uiPriority="99" w:unhideWhenUsed="1"/>
+    <w:lsdException w:name="Table Columns 1" w:semiHidden="1" w:uiPriority="99" w:unhideWhenUsed="1"/>
+    <w:lsdException w:name="Table Columns 2" w:semiHidden="1" w:uiPriority="99" w:unhideWhenUsed="1"/>
+    <w:lsdException w:name="Table Columns 3" w:semiHidden="1" w:uiPriority="99" w:unhideWhenUsed="1"/>
+    <w:lsdException w:name="Table Columns 4" w:semiHidden="1" w:uiPriority="99" w:unhideWhenUsed="1"/>
+    <w:lsdException w:name="Table Columns 5" w:semiHidden="1" w:uiPriority="99" w:unhideWhenUsed="1"/>
+    <w:lsdException w:name="Table Grid 1" w:semiHidden="1" w:uiPriority="99" w:unhideWhenUsed="1"/>
+    <w:lsdException w:name="Table Grid 2" w:semiHidden="1" w:uiPriority="99" w:unhideWhenUsed="1"/>
+    <w:lsdException w:name="Table Grid 3" w:semiHidden="1" w:uiPriority="99" w:unhideWhenUsed="1"/>
+    <w:lsdException w:name="Table Grid 4" w:semiHidden="1" w:uiPriority="99" w:unhideWhenUsed="1"/>
+    <w:lsdException w:name="Table Grid 5" w:semiHidden="1" w:uiPriority="99" w:unhideWhenUsed="1"/>
+    <w:lsdException w:name="Table Grid 6" w:semiHidden="1" w:uiPriority="99" w:unhideWhenUsed="1"/>
+    <w:lsdException w:name="Table Grid 7" w:semiHidden="1" w:uiPriority="99" w:unhideWhenUsed="1"/>
+    <w:lsdException w:name="Table Grid 8" w:semiHidden="1" w:uiPriority="99" w:unhideWhenUsed="1"/>
+    <w:lsdException w:name="Table List 1" w:semiHidden="1" w:uiPriority="99" w:unhideWhenUsed="1"/>
+    <w:lsdException w:name="Table List 2" w:semiHidden="1" w:uiPriority="99" w:unhideWhenUsed="1"/>
+    <w:lsdException w:name="Table List 3" w:semiHidden="1" w:uiPriority="99" w:unhideWhenUsed="1"/>
+    <w:lsdException w:name="Table List 4" w:semiHidden="1" w:uiPriority="99" w:unhideWhenUsed="1"/>
+    <w:lsdException w:name="Table List 5" w:semiHidden="1" w:uiPriority="99" w:unhideWhenUsed="1"/>
+    <w:lsdException w:name="Table List 6" w:semiHidden="1" w:uiPriority="99" w:unhideWhenUsed="1"/>
+    <w:lsdException w:name="Table List 7" w:semiHidden="1" w:uiPriority="99" w:unhideWhenUsed="1"/>
+    <w:lsdException w:name="Table List 8" w:semiHidden="1" w:uiPriority="99" w:unhideWhenUsed="1"/>
+    <w:lsdException w:name="Table 3D effects 1" w:semiHidden="1" w:uiPriority="99" w:unhideWhenUsed="1"/>
+    <w:lsdException w:name="Table 3D effects 2" w:semiHidden="1" w:uiPriority="99" w:unhideWhenUsed="1"/>
+    <w:lsdException w:name="Table 3D effects 3" w:semiHidden="1" w:uiPriority="99" w:unhideWhenUsed="1"/>
+    <w:lsdException w:name="Table Contemporary" w:semiHidden="1" w:uiPriority="99" w:unhideWhenUsed="1"/>
+    <w:lsdException w:name="Table Elegant" w:semiHidden="1" w:uiPriority="99" w:unhideWhenUsed="1"/>
+    <w:lsdException w:name="Table Professional" w:semiHidden="1" w:uiPriority="99" w:unhideWhenUsed="1"/>
+    <w:lsdException w:name="Table Subtle 1" w:semiHidden="1" w:uiPriority="99" w:unhideWhenUsed="1"/>
+    <w:lsdException w:name="Table Subtle 2" w:semiHidden="1" w:uiPriority="99" w:unhideWhenUsed="1"/>
+    <w:lsdException w:name="Table Web 1" w:semiHidden="1" w:uiPriority="99" w:unhideWhenUsed="1"/>
+    <w:lsdException w:name="Table Web 2" w:semiHidden="1" w:uiPriority="99" w:unhideWhenUsed="1"/>
+    <w:lsdException w:name="Table Web 3" w:semiHidden="1" w:uiPriority="99" w:unhideWhenUsed="1"/>
+    <w:lsdException w:name="Balloon Text" w:qFormat="1"/>
+    <w:lsdException w:name="Table Grid" w:uiPriority="39" w:qFormat="1"/>
+    <w:lsdException w:name="Table Theme" w:semiHidden="1" w:uiPriority="99" w:unhideWhenUsed="1"/>
+    <w:lsdException w:name="Placeholder Text" w:semiHidden="1" w:uiPriority="99" w:unhideWhenUsed="1"/>
+    <w:lsdException w:name="No Spacing" w:semiHidden="1" w:uiPriority="99" w:unhideWhenUsed="1"/>
+    <w:lsdException w:name="Light Shading" w:uiPriority="60"/>
+    <w:lsdException w:name="Light List" w:uiPriority="61"/>
+    <w:lsdException w:name="Light Grid" w:uiPriority="62"/>
+    <w:lsdException w:name="Medium Shading 1" w:uiPriority="63"/>
+    <w:lsdException w:name="Medium Shading 2" w:uiPriority="64"/>
+    <w:lsdException w:name="Medium List 1" w:uiPriority="65"/>
+    <w:lsdException w:name="Medium List 2" w:uiPriority="66"/>
+    <w:lsdException w:name="Medium Grid 1" w:uiPriority="67"/>
+    <w:lsdException w:name="Medium Grid 2" w:uiPriority="68"/>
+    <w:lsdException w:name="Medium Grid 3" w:uiPriority="69"/>
+    <w:lsdException w:name="Dark List" w:uiPriority="70"/>
+    <w:lsdException w:name="Colorful Shading" w:uiPriority="71"/>
+    <w:lsdException w:name="Colorful List" w:uiPriority="72"/>
+    <w:lsdException w:name="Colorful Grid" w:uiPriority="73"/>
+    <w:lsdException w:name="Light Shading Accent 1" w:uiPriority="60"/>
+    <w:lsdException w:name="Light List Accent 1" w:uiPriority="61"/>
+    <w:lsdException w:name="Light Grid Accent 1" w:uiPriority="62"/>
+    <w:lsdException w:name="Medium Shading 1 Accent 1" w:uiPriority="63"/>
+    <w:lsdException w:name="Medium Shading 2 Accent 1" w:uiPriority="64"/>
+    <w:lsdException w:name="Medium List 1 Accent 1" w:uiPriority="65"/>
+    <w:lsdException w:name="Revision" w:semiHidden="1" w:uiPriority="99" w:unhideWhenUsed="1"/>
+    <w:lsdException w:name="List Paragraph" w:uiPriority="99" w:qFormat="1"/>
+    <w:lsdException w:name="Quote" w:semiHidden="1" w:uiPriority="99" w:unhideWhenUsed="1"/>
+    <w:lsdException w:name="Intense Quote" w:semiHidden="1" w:uiPriority="99" w:unhideWhenUsed="1"/>
+    <w:lsdException w:name="Medium List 2 Accent 1" w:uiPriority="66"/>
+    <w:lsdException w:name="Medium Grid 1 Accent 1" w:uiPriority="67"/>
+    <w:lsdException w:name="Medium Grid 2 Accent 1" w:uiPriority="68"/>
+    <w:lsdException w:name="Medium Grid 3 Accent 1" w:uiPriority="69"/>
+    <w:lsdException w:name="Dark List Accent 1" w:uiPriority="70"/>
+    <w:lsdException w:name="Colorful Shading Accent 1" w:uiPriority="71"/>
+    <w:lsdException w:name="Colorful List Accent 1" w:uiPriority="72"/>
+    <w:lsdException w:name="Colorful Grid Accent 1" w:uiPriority="73"/>
+    <w:lsdException w:name="Light Shading Accent 2" w:uiPriority="60"/>
+    <w:lsdException w:name="Light List Accent 2" w:uiPriority="61"/>
+    <w:lsdException w:name="Light Grid Accent 2" w:uiPriority="62"/>
+    <w:lsdException w:name="Medium Shading 1 Accent 2" w:uiPriority="63"/>
+    <w:lsdException w:name="Medium Shading 2 Accent 2" w:uiPriority="64"/>
+    <w:lsdException w:name="Medium List 1 Accent 2" w:uiPriority="65"/>
+    <w:lsdException w:name="Medium List 2 Accent 2" w:uiPriority="66"/>
+    <w:lsdException w:name="Medium Grid 1 Accent 2" w:uiPriority="67"/>
+    <w:lsdException w:name="Medium Grid 2 Accent 2" w:uiPriority="68"/>
+    <w:lsdException w:name="Medium Grid 3 Accent 2" w:uiPriority="69"/>
+    <w:lsdException w:name="Dark List Accent 2" w:uiPriority="70"/>
+    <w:lsdException w:name="Colorful Shading Accent 2" w:uiPriority="71"/>
+    <w:lsdException w:name="Colorful List Accent 2" w:uiPriority="72"/>
+    <w:lsdException w:name="Colorful Grid Accent 2" w:uiPriority="73"/>
+    <w:lsdException w:name="Light Shading Accent 3" w:uiPriority="60"/>
+    <w:lsdException w:name="Light List Accent 3" w:uiPriority="61"/>
+    <w:lsdException w:name="Light Grid Accent 3" w:uiPriority="62"/>
+    <w:lsdException w:name="Medium Shading 1 Accent 3" w:uiPriority="63"/>
+    <w:lsdException w:name="Medium Shading 2 Accent 3" w:uiPriority="64"/>
+    <w:lsdException w:name="Medium List 1 Accent 3" w:uiPriority="65"/>
+    <w:lsdException w:name="Medium List 2 Accent 3" w:uiPriority="66"/>
+    <w:lsdException w:name="Medium Grid 1 Accent 3" w:uiPriority="67"/>
+    <w:lsdException w:name="Medium Grid 2 Accent 3" w:uiPriority="68"/>
+    <w:lsdException w:name="Medium Grid 3 Accent 3" w:uiPriority="69"/>
+    <w:lsdException w:name="Dark List Accent 3" w:uiPriority="70"/>
+    <w:lsdException w:name="Colorful Shading Accent 3" w:uiPriority="71"/>
+    <w:lsdException w:name="Colorful List Accent 3" w:uiPriority="72"/>
+    <w:lsdException w:name="Colorful Grid Accent 3" w:uiPriority="73"/>
+    <w:lsdException w:name="Light Shading Accent 4" w:uiPriority="60"/>
+    <w:lsdException w:name="Light List Accent 4" w:uiPriority="61"/>
+    <w:lsdException w:name="Light Grid Accent 4" w:uiPriority="62"/>
+    <w:lsdException w:name="Medium Shading 1 Accent 4" w:uiPriority="63"/>
+    <w:lsdException w:name="Medium Shading 2 Accent 4" w:uiPriority="64"/>
+    <w:lsdException w:name="Medium List 1 Accent 4" w:uiPriority="65"/>
+    <w:lsdException w:name="Medium List 2 Accent 4" w:uiPriority="66"/>
+    <w:lsdException w:name="Medium Grid 1 Accent 4" w:uiPriority="67"/>
+    <w:lsdException w:name="Medium Grid 2 Accent 4" w:uiPriority="68"/>
+    <w:lsdException w:name="Medium Grid 3 Accent 4" w:uiPriority="69"/>
+    <w:lsdException w:name="Dark List Accent 4" w:uiPriority="70"/>
+    <w:lsdException w:name="Colorful Shading Accent 4" w:uiPriority="71"/>
+    <w:lsdException w:name="Colorful List Accent 4" w:uiPriority="72"/>
+    <w:lsdException w:name="Colorful Grid Accent 4" w:uiPriority="73"/>
+    <w:lsdException w:name="Light Shading Accent 5" w:uiPriority="60"/>
+    <w:lsdException w:name="Light List Accent 5" w:uiPriority="61"/>
+    <w:lsdException w:name="Light Grid Accent 5" w:uiPriority="62"/>
+    <w:lsdException w:name="Medium Shading 1 Accent 5" w:uiPriority="63"/>
+    <w:lsdException w:name="Medium Shading 2 Accent 5" w:uiPriority="64"/>
+    <w:lsdException w:name="Medium List 1 Accent 5" w:uiPriority="65"/>
+    <w:lsdException w:name="Medium List 2 Accent 5" w:uiPriority="66"/>
+    <w:lsdException w:name="Medium Grid 1 Accent 5" w:uiPriority="67"/>
+    <w:lsdException w:name="Medium Grid 2 Accent 5" w:uiPriority="68"/>
+    <w:lsdException w:name="Medium Grid 3 Accent 5" w:uiPriority="69"/>
+    <w:lsdException w:name="Dark List Accent 5" w:uiPriority="70"/>
+    <w:lsdException w:name="Colorful Shading Accent 5" w:uiPriority="71"/>
+    <w:lsdException w:name="Colorful List Accent 5" w:uiPriority="72"/>
+    <w:lsdException w:name="Colorful Grid Accent 5" w:uiPriority="73"/>
+    <w:lsdException w:name="Light Shading Accent 6" w:uiPriority="60"/>
+    <w:lsdException w:name="Light List Accent 6" w:uiPriority="61"/>
+    <w:lsdException w:name="Light Grid Accent 6" w:uiPriority="62"/>
+    <w:lsdException w:name="Medium Shading 1 Accent 6" w:uiPriority="63"/>
+    <w:lsdException w:name="Medium Shading 2 Accent 6" w:uiPriority="64"/>
+    <w:lsdException w:name="Medium List 1 Accent 6" w:uiPriority="65"/>
+    <w:lsdException w:name="Medium List 2 Accent 6" w:uiPriority="66"/>
+    <w:lsdException w:name="Medium Grid 1 Accent 6" w:uiPriority="67"/>
+    <w:lsdException w:name="Medium Grid 2 Accent 6" w:uiPriority="68"/>
+    <w:lsdException w:name="Medium Grid 3 Accent 6" w:uiPriority="69"/>
+    <w:lsdException w:name="Dark List Accent 6" w:uiPriority="70"/>
+    <w:lsdException w:name="Colorful Shading Accent 6" w:uiPriority="71"/>
+    <w:lsdException w:name="Colorful List Accent 6" w:uiPriority="72"/>
+    <w:lsdException w:name="Colorful Grid Accent 6" w:uiPriority="73"/>
+    <w:lsdException w:name="Subtle Emphasis" w:uiPriority="19" w:qFormat="1"/>
+    <w:lsdException w:name="Intense Emphasis" w:uiPriority="21" w:qFormat="1"/>
+    <w:lsdException w:name="Subtle Reference" w:uiPriority="31" w:qFormat="1"/>
+    <w:lsdException w:name="Intense Reference" w:uiPriority="32" w:qFormat="1"/>
+    <w:lsdException w:name="Book Title" w:uiPriority="33" w:qFormat="1"/>
+    <w:lsdException w:name="Bibliography" w:semiHidden="1" w:uiPriority="37" w:unhideWhenUsed="1"/>
+    <w:lsdException w:name="TOC Heading" w:semiHidden="1" w:uiPriority="39" w:unhideWhenUsed="1" w:qFormat="1"/>
+    <w:lsdException w:name="Plain Table 1" w:uiPriority="41"/>
+    <w:lsdException w:name="Plain Table 2" w:uiPriority="42"/>
+    <w:lsdException w:name="Plain Table 3" w:uiPriority="43"/>
+    <w:lsdException w:name="Plain Table 4" w:uiPriority="44"/>
+    <w:lsdException w:name="Plain Table 5" w:uiPriority="45"/>
+    <w:lsdException w:name="Grid Table Light" w:uiPriority="40"/>
+    <w:lsdException w:name="Grid Table 1 Light" w:uiPriority="46"/>
+    <w:lsdException w:name="Grid Table 2" w:uiPriority="47"/>
+    <w:lsdException w:name="Grid Table 3" w:uiPriority="48"/>
+    <w:lsdException w:name="Grid Table 4" w:uiPriority="49"/>
+    <w:lsdException w:name="Grid Table 5 Dark" w:uiPriority="50"/>
+    <w:lsdException w:name="Grid Table 6 Colorful" w:uiPriority="51"/>
+    <w:lsdException w:name="Grid Table 7 Colorful" w:uiPriority="52"/>
+    <w:lsdException w:name="Grid Table 1 Light Accent 1" w:uiPriority="46"/>
+    <w:lsdException w:name="Grid Table 2 Accent 1" w:uiPriority="47"/>
+    <w:lsdException w:name="Grid Table 3 Accent 1" w:uiPriority="48"/>
+    <w:lsdException w:name="Grid Table 4 Accent 1" w:uiPriority="49"/>
+    <w:lsdException w:name="Grid Table 5 Dark Accent 1" w:uiPriority="50"/>
+    <w:lsdException w:name="Grid Table 6 Colorful Accent 1" w:uiPriority="51"/>
+    <w:lsdException w:name="Grid Table 7 Colorful Accent 1" w:uiPriority="52"/>
+    <w:lsdException w:name="Grid Table 1 Light Accent 2" w:uiPriority="46"/>
+    <w:lsdException w:name="Grid Table 2 Accent 2" w:uiPriority="47"/>
+    <w:lsdException w:name="Grid Table 3 Accent 2" w:uiPriority="48"/>
+    <w:lsdException w:name="Grid Table 4 Accent 2" w:uiPriority="49"/>
+    <w:lsdException w:name="Grid Table 5 Dark Accent 2" w:uiPriority="50"/>
+    <w:lsdException w:name="Grid Table 6 Colorful Accent 2" w:uiPriority="51"/>
+    <w:lsdException w:name="Grid Table 7 Colorful Accent 2" w:uiPriority="52"/>
+    <w:lsdException w:name="Grid Table 1 Light Accent 3" w:uiPriority="46"/>
+    <w:lsdException w:name="Grid Table 2 Accent 3" w:uiPriority="47"/>
+    <w:lsdException w:name="Grid Table 3 Accent 3" w:uiPriority="48"/>
+    <w:lsdException w:name="Grid Table 4 Accent 3" w:uiPriority="49"/>
+    <w:lsdException w:name="Grid Table 5 Dark Accent 3" w:uiPriority="50"/>
+    <w:lsdException w:name="Grid Table 6 Colorful Accent 3" w:uiPriority="51"/>
+    <w:lsdException w:name="Grid Table 7 Colorful Accent 3" w:uiPriority="52"/>
+    <w:lsdException w:name="Grid Table 1 Light Accent 4" w:uiPriority="46"/>
+    <w:lsdException w:name="Grid Table 2 Accent 4" w:uiPriority="47"/>
+    <w:lsdException w:name="Grid Table 3 Accent 4" w:uiPriority="48"/>
+    <w:lsdException w:name="Grid Table 4 Accent 4" w:uiPriority="49"/>
+    <w:lsdException w:name="Grid Table 5 Dark Accent 4" w:uiPriority="50"/>
+    <w:lsdException w:name="Grid Table 6 Colorful Accent 4" w:uiPriority="51"/>
+    <w:lsdException w:name="Grid Table 7 Colorful Accent 4" w:uiPriority="52"/>
+    <w:lsdException w:name="Grid Table 1 Light Accent 5" w:uiPriority="46"/>
+    <w:lsdException w:name="Grid Table 2 Accent 5" w:uiPriority="47"/>
+    <w:lsdException w:name="Grid Table 3 Accent 5" w:uiPriority="48"/>
+    <w:lsdException w:name="Grid Table 4 Accent 5" w:uiPriority="49"/>
+    <w:lsdException w:name="Grid Table 5 Dark Accent 5" w:uiPriority="50"/>
+    <w:lsdException w:name="Grid Table 6 Colorful Accent 5" w:uiPriority="51"/>
+    <w:lsdException w:name="Grid Table 7 Colorful Accent 5" w:uiPriority="52"/>
+    <w:lsdException w:name="Grid Table 1 Light Accent 6" w:uiPriority="46"/>
+    <w:lsdException w:name="Grid Table 2 Accent 6" w:uiPriority="47"/>
+    <w:lsdException w:name="Grid Table 3 Accent 6" w:uiPriority="48"/>
+    <w:lsdException w:name="Grid Table 4 Accent 6" w:uiPriority="49"/>
+    <w:lsdException w:name="Grid Table 5 Dark Accent 6" w:uiPriority="50"/>
+    <w:lsdException w:name="Grid Table 6 Colorful Accent 6" w:uiPriority="51"/>
+    <w:lsdException w:name="Grid Table 7 Colorful Accent 6" w:uiPriority="52"/>
+    <w:lsdException w:name="List Table 1 Light" w:uiPriority="46"/>
+    <w:lsdException w:name="List Table 2" w:uiPriority="47"/>
+    <w:lsdException w:name="List Table 3" w:uiPriority="48"/>
+    <w:lsdException w:name="List Table 4" w:uiPriority="49"/>
+    <w:lsdException w:name="List Table 5 Dark" w:uiPriority="50"/>
+    <w:lsdException w:name="List Table 6 Colorful" w:uiPriority="51"/>
+    <w:lsdException w:name="List Table 7 Colorful" w:uiPriority="52"/>
+    <w:lsdException w:name="List Table 1 Light Accent 1" w:uiPriority="46"/>
+    <w:lsdException w:name="List Table 2 Accent 1" w:uiPriority="47"/>
+    <w:lsdException w:name="List Table 3 Accent 1" w:uiPriority="48"/>
+    <w:lsdException w:name="List Table 4 Accent 1" w:uiPriority="49"/>
+    <w:lsdException w:name="List Table 5 Dark Accent 1" w:uiPriority="50"/>
+    <w:lsdException w:name="List Table 6 Colorful Accent 1" w:uiPriority="51"/>
+    <w:lsdException w:name="List Table 7 Colorful Accent 1" w:uiPriority="52"/>
+    <w:lsdException w:name="List Table 1 Light Accent 2" w:uiPriority="46"/>
+    <w:lsdException w:name="List Table 2 Accent 2" w:uiPriority="47"/>
+    <w:lsdException w:name="List Table 3 Accent 2" w:uiPriority="48"/>
+    <w:lsdException w:name="List Table 4 Accent 2" w:uiPriority="49"/>
+    <w:lsdException w:name="List Table 5 Dark Accent 2" w:uiPriority="50"/>
+    <w:lsdException w:name="List Table 6 Colorful Accent 2" w:uiPriority="51"/>
+    <w:lsdException w:name="List Table 7 Colorful Accent 2" w:uiPriority="52"/>
+    <w:lsdException w:name="List Table 1 Light Accent 3" w:uiPriority="46"/>
+    <w:lsdException w:name="List Table 2 Accent 3" w:uiPriority="47"/>
+    <w:lsdException w:name="List Table 3 Accent 3" w:uiPriority="48"/>
+    <w:lsdException w:name="List Table 4 Accent 3" w:uiPriority="49"/>
+    <w:lsdException w:name="List Table 5 Dark Accent 3" w:uiPriority="50"/>
+    <w:lsdException w:name="List Table 6 Colorful Accent 3" w:uiPriority="51"/>
+    <w:lsdException w:name="List Table 7 Colorful Accent 3" w:uiPriority="52"/>
+    <w:lsdException w:name="List Table 1 Light Accent 4" w:uiPriority="46"/>
+    <w:lsdException w:name="List Table 2 Accent 4" w:uiPriority="47"/>
+    <w:lsdException w:name="List Table 3 Accent 4" w:uiPriority="48"/>
+    <w:lsdException w:name="List Table 4 Accent 4" w:uiPriority="49"/>
+    <w:lsdException w:name="List Table 5 Dark Accent 4" w:uiPriority="50"/>
+    <w:lsdException w:name="List Table 6 Colorful Accent 4" w:uiPriority="51"/>
+    <w:lsdException w:name="List Table 7 Colorful Accent 4" w:uiPriority="52"/>
+    <w:lsdException w:name="List Table 1 Light Accent 5" w:uiPriority="46"/>
+    <w:lsdException w:name="List Table 2 Accent 5" w:uiPriority="47"/>
+    <w:lsdException w:name="List Table 3 Accent 5" w:uiPriority="48"/>
+    <w:lsdException w:name="List Table 4 Accent 5" w:uiPriority="49"/>
+    <w:lsdException w:name="List Table 5 Dark Accent 5" w:uiPriority="50"/>
+    <w:lsdException w:name="List Table 6 Colorful Accent 5" w:uiPriority="51"/>
+    <w:lsdException w:name="List Table 7 Colorful Accent 5" w:uiPriority="52"/>
+    <w:lsdException w:name="List Table 1 Light Accent 6" w:uiPriority="46"/>
+    <w:lsdException w:name="List Table 2 Accent 6" w:uiPriority="47"/>
+    <w:lsdException w:name="List Table 3 Accent 6" w:uiPriority="48"/>
+    <w:lsdException w:name="List Table 4 Accent 6" w:uiPriority="49"/>
+    <w:lsdException w:name="List Table 5 Dark Accent 6" w:uiPriority="50"/>
+    <w:lsdException w:name="List Table 6 Colorful Accent 6" w:uiPriority="51"/>
+    <w:lsdException w:name="List Table 7 Colorful Accent 6" w:uiPriority="52"/>
+    <w:lsdException w:name="Mention" w:semiHidden="1" w:uiPriority="99" w:unhideWhenUsed="1"/>
+    <w:lsdException w:name="Smart Hyperlink" w:semiHidden="1" w:uiPriority="99" w:unhideWhenUsed="1"/>
+    <w:lsdException w:name="Hashtag" w:semiHidden="1" w:uiPriority="99" w:unhideWhenUsed="1"/>
+    <w:lsdException w:name="Unresolved Mention" w:semiHidden="1" w:uiPriority="99" w:unhideWhenUsed="1"/>
+    <w:lsdException w:name="Smart Link" w:semiHidden="1" w:uiPriority="99" w:unhideWhenUsed="1"/>
   </w:latentStyles>
-  <w:style w:type="paragraph" w:default="1" w:styleId="1">
+  <w:style w:type="paragraph" w:default="1" w:styleId="a">
     <w:name w:val="Normal"/>
     <w:qFormat/>
-    <w:uiPriority w:val="0"/>
     <w:pPr>
       <w:widowControl w:val="0"/>
       <w:jc w:val="both"/>
     </w:pPr>
     <w:rPr>
-      <w:rFonts w:ascii="Times New Roman" w:hAnsi="Times New Roman" w:eastAsia="宋体" w:cs="Times New Roman"/>
       <w:kern w:val="2"/>
       <w:sz w:val="21"/>
       <w:szCs w:val="24"/>
-      <w:lang w:val="en-US" w:eastAsia="zh-CN" w:bidi="ar-SA"/>
     </w:rPr>
   </w:style>
-  <w:style w:type="character" w:default="1" w:styleId="10">
+  <w:style w:type="character" w:default="1" w:styleId="a0">
     <w:name w:val="Default Paragraph Font"/>
-    <w:uiPriority w:val="0"/>
+    <w:uiPriority w:val="1"/>
+    <w:semiHidden/>
+    <w:unhideWhenUsed/>
   </w:style>
-  <w:style w:type="table" w:default="1" w:styleId="8">
+  <w:style w:type="table" w:default="1" w:styleId="a1">
     <w:name w:val="Normal Table"/>
+    <w:uiPriority w:val="99"/>
+    <w:semiHidden/>
     <w:unhideWhenUsed/>
-    <w:uiPriority w:val="99"/>
     <w:tblPr>
+      <w:tblInd w:w="0" w:type="dxa"/>
       <w:tblCellMar>
         <w:top w:w="0" w:type="dxa"/>
         <w:left w:w="108" w:type="dxa"/>
@@ -2412,12 +2063,18 @@
       </w:tblCellMar>
     </w:tblPr>
   </w:style>
-  <w:style w:type="paragraph" w:styleId="2">
+  <w:style w:type="numbering" w:default="1" w:styleId="a2">
+    <w:name w:val="No List"/>
+    <w:uiPriority w:val="99"/>
+    <w:semiHidden/>
+    <w:unhideWhenUsed/>
+  </w:style>
+  <w:style w:type="paragraph" w:styleId="a3">
     <w:name w:val="Body Text"/>
-    <w:basedOn w:val="1"/>
-    <w:link w:val="12"/>
+    <w:basedOn w:val="a"/>
+    <w:link w:val="a4"/>
+    <w:uiPriority w:val="1"/>
     <w:qFormat/>
-    <w:uiPriority w:val="1"/>
     <w:pPr>
       <w:autoSpaceDE w:val="0"/>
       <w:autoSpaceDN w:val="0"/>
@@ -2431,11 +2088,11 @@
       <w:lang w:val="zh-CN" w:bidi="zh-CN"/>
     </w:rPr>
   </w:style>
-  <w:style w:type="paragraph" w:styleId="3">
+  <w:style w:type="paragraph" w:styleId="a5">
     <w:name w:val="Body Text Indent"/>
-    <w:basedOn w:val="1"/>
+    <w:basedOn w:val="a"/>
+    <w:uiPriority w:val="99"/>
     <w:qFormat/>
-    <w:uiPriority w:val="99"/>
     <w:pPr>
       <w:ind w:firstLine="525"/>
     </w:pPr>
@@ -2443,23 +2100,22 @@
       <w:sz w:val="24"/>
     </w:rPr>
   </w:style>
-  <w:style w:type="paragraph" w:styleId="4">
+  <w:style w:type="paragraph" w:styleId="a6">
     <w:name w:val="Balloon Text"/>
-    <w:basedOn w:val="1"/>
-    <w:link w:val="13"/>
+    <w:basedOn w:val="a"/>
+    <w:link w:val="a7"/>
     <w:qFormat/>
-    <w:uiPriority w:val="0"/>
     <w:rPr>
       <w:sz w:val="18"/>
       <w:szCs w:val="18"/>
     </w:rPr>
   </w:style>
-  <w:style w:type="paragraph" w:styleId="5">
+  <w:style w:type="paragraph" w:styleId="a8">
     <w:name w:val="footer"/>
-    <w:basedOn w:val="1"/>
-    <w:link w:val="14"/>
+    <w:basedOn w:val="a"/>
+    <w:link w:val="a9"/>
+    <w:uiPriority w:val="99"/>
     <w:qFormat/>
-    <w:uiPriority w:val="99"/>
     <w:pPr>
       <w:tabs>
         <w:tab w:val="center" w:pos="4153"/>
@@ -2472,18 +2128,18 @@
       <w:sz w:val="18"/>
     </w:rPr>
   </w:style>
-  <w:style w:type="paragraph" w:styleId="6">
+  <w:style w:type="paragraph" w:styleId="aa">
     <w:name w:val="header"/>
-    <w:basedOn w:val="1"/>
-    <w:link w:val="15"/>
+    <w:basedOn w:val="a"/>
+    <w:link w:val="ab"/>
+    <w:uiPriority w:val="99"/>
     <w:qFormat/>
-    <w:uiPriority w:val="99"/>
     <w:pPr>
       <w:pBdr>
-        <w:top w:val="none" w:color="auto" w:sz="0" w:space="1"/>
-        <w:left w:val="none" w:color="auto" w:sz="0" w:space="4"/>
-        <w:bottom w:val="none" w:color="auto" w:sz="0" w:space="1"/>
-        <w:right w:val="none" w:color="auto" w:sz="0" w:space="4"/>
+        <w:top w:val="none" w:sz="0" w:space="1" w:color="auto"/>
+        <w:left w:val="none" w:sz="0" w:space="4" w:color="auto"/>
+        <w:bottom w:val="none" w:sz="0" w:space="1" w:color="auto"/>
+        <w:right w:val="none" w:sz="0" w:space="4" w:color="auto"/>
       </w:pBdr>
       <w:tabs>
         <w:tab w:val="center" w:pos="4153"/>
@@ -2495,12 +2151,12 @@
       <w:sz w:val="18"/>
     </w:rPr>
   </w:style>
-  <w:style w:type="paragraph" w:styleId="7">
+  <w:style w:type="paragraph" w:styleId="ac">
     <w:name w:val="Normal (Web)"/>
-    <w:basedOn w:val="1"/>
+    <w:basedOn w:val="a"/>
+    <w:uiPriority w:val="99"/>
     <w:unhideWhenUsed/>
     <w:qFormat/>
-    <w:uiPriority w:val="99"/>
     <w:pPr>
       <w:widowControl/>
       <w:spacing w:before="100" w:beforeAutospacing="1" w:after="100" w:afterAutospacing="1"/>
@@ -2512,39 +2168,38 @@
       <w:sz w:val="24"/>
     </w:rPr>
   </w:style>
-  <w:style w:type="table" w:styleId="9">
+  <w:style w:type="table" w:styleId="ad">
     <w:name w:val="Table Grid"/>
-    <w:basedOn w:val="8"/>
+    <w:basedOn w:val="a1"/>
+    <w:uiPriority w:val="39"/>
     <w:qFormat/>
-    <w:uiPriority w:val="39"/>
     <w:rPr>
       <w:rFonts w:ascii="Calibri" w:hAnsi="Calibri"/>
     </w:rPr>
     <w:tblPr>
       <w:tblBorders>
-        <w:top w:val="single" w:color="auto" w:sz="4" w:space="0"/>
-        <w:left w:val="single" w:color="auto" w:sz="4" w:space="0"/>
-        <w:bottom w:val="single" w:color="auto" w:sz="4" w:space="0"/>
-        <w:right w:val="single" w:color="auto" w:sz="4" w:space="0"/>
-        <w:insideH w:val="single" w:color="auto" w:sz="4" w:space="0"/>
-        <w:insideV w:val="single" w:color="auto" w:sz="4" w:space="0"/>
+        <w:top w:val="single" w:sz="4" w:space="0" w:color="auto"/>
+        <w:left w:val="single" w:sz="4" w:space="0" w:color="auto"/>
+        <w:bottom w:val="single" w:sz="4" w:space="0" w:color="auto"/>
+        <w:right w:val="single" w:sz="4" w:space="0" w:color="auto"/>
+        <w:insideH w:val="single" w:sz="4" w:space="0" w:color="auto"/>
+        <w:insideV w:val="single" w:sz="4" w:space="0" w:color="auto"/>
       </w:tblBorders>
     </w:tblPr>
   </w:style>
-  <w:style w:type="character" w:styleId="11">
+  <w:style w:type="character" w:styleId="ae">
     <w:name w:val="Hyperlink"/>
     <w:qFormat/>
-    <w:uiPriority w:val="0"/>
     <w:rPr>
       <w:color w:val="0000FF"/>
       <w:u w:val="single"/>
     </w:rPr>
   </w:style>
-  <w:style w:type="character" w:customStyle="1" w:styleId="12">
+  <w:style w:type="character" w:customStyle="1" w:styleId="a4">
     <w:name w:val="正文文本 字符"/>
-    <w:link w:val="2"/>
+    <w:link w:val="a3"/>
+    <w:uiPriority w:val="1"/>
     <w:qFormat/>
-    <w:uiPriority w:val="1"/>
     <w:rPr>
       <w:rFonts w:ascii="宋体" w:hAnsi="宋体" w:cs="宋体"/>
       <w:sz w:val="25"/>
@@ -2552,56 +2207,54 @@
       <w:lang w:val="zh-CN" w:bidi="zh-CN"/>
     </w:rPr>
   </w:style>
-  <w:style w:type="character" w:customStyle="1" w:styleId="13">
+  <w:style w:type="character" w:customStyle="1" w:styleId="a7">
     <w:name w:val="批注框文本 字符"/>
-    <w:link w:val="4"/>
+    <w:link w:val="a6"/>
     <w:qFormat/>
-    <w:uiPriority w:val="0"/>
     <w:rPr>
       <w:kern w:val="2"/>
       <w:sz w:val="18"/>
       <w:szCs w:val="18"/>
     </w:rPr>
   </w:style>
-  <w:style w:type="character" w:customStyle="1" w:styleId="14">
+  <w:style w:type="character" w:customStyle="1" w:styleId="a9">
     <w:name w:val="页脚 字符"/>
-    <w:link w:val="5"/>
+    <w:link w:val="a8"/>
+    <w:uiPriority w:val="99"/>
     <w:qFormat/>
-    <w:uiPriority w:val="99"/>
     <w:rPr>
       <w:kern w:val="2"/>
       <w:sz w:val="18"/>
       <w:szCs w:val="24"/>
     </w:rPr>
   </w:style>
-  <w:style w:type="character" w:customStyle="1" w:styleId="15">
+  <w:style w:type="character" w:customStyle="1" w:styleId="ab">
     <w:name w:val="页眉 字符"/>
-    <w:link w:val="6"/>
+    <w:link w:val="aa"/>
+    <w:uiPriority w:val="99"/>
     <w:qFormat/>
-    <w:uiPriority w:val="99"/>
     <w:rPr>
       <w:kern w:val="2"/>
       <w:sz w:val="18"/>
       <w:szCs w:val="24"/>
     </w:rPr>
   </w:style>
-  <w:style w:type="character" w:customStyle="1" w:styleId="16">
+  <w:style w:type="character" w:customStyle="1" w:styleId="font21">
     <w:name w:val="font21"/>
     <w:qFormat/>
-    <w:uiPriority w:val="0"/>
     <w:rPr>
       <w:color w:val="000000"/>
       <w:sz w:val="21"/>
       <w:szCs w:val="21"/>
     </w:rPr>
   </w:style>
-  <w:style w:type="paragraph" w:styleId="17">
+  <w:style w:type="paragraph" w:styleId="af">
     <w:name w:val="List Paragraph"/>
-    <w:basedOn w:val="1"/>
+    <w:basedOn w:val="a"/>
+    <w:uiPriority w:val="99"/>
     <w:qFormat/>
-    <w:uiPriority w:val="99"/>
     <w:pPr>
-      <w:ind w:firstLine="420" w:firstLineChars="200"/>
+      <w:ind w:firstLineChars="200" w:firstLine="420"/>
     </w:pPr>
   </w:style>
 </w:styles>
@@ -2879,6 +2532,7 @@
       </a:style>
     </a:lnDef>
   </a:objectDefaults>
+  <a:extraClrSchemeLst/>
 </a:theme>
 </file>
 
